--- a/Module-1/Module 1 Discussion.docx
+++ b/Module-1/Module 1 Discussion.docx
@@ -19,751 +19,1777 @@
     </w:p>
     <w:p>
       <w:pPr>
-        <w:pStyle w:val="Heading2"/>
-        <w:rPr>
-          <w:rStyle w:val="IntenseReference"/>
-        </w:rPr>
-      </w:pPr>
-      <w:r>
-        <w:rPr>
-          <w:rStyle w:val="IntenseReference"/>
-        </w:rPr>
-        <w:t>Topic</w:t>
-      </w:r>
-    </w:p>
-    <w:p>
-      <w:pPr>
-        <w:rPr>
-          <w:rStyle w:val="IntenseReference"/>
-        </w:rPr>
-      </w:pPr>
-      <w:r>
-        <w:rPr>
-          <w:rStyle w:val="IntenseReference"/>
+        <w:pStyle w:val="Heading4"/>
+        <w:spacing w:before="0" w:after="0"/>
+        <w:rPr>
+          <w:rFonts w:ascii="Open Sans" w:hAnsi="Open Sans" w:cs="Open Sans"/>
+          <w:color w:val="262626"/>
+          <w:sz w:val="36"/>
+          <w:szCs w:val="36"/>
+        </w:rPr>
+      </w:pPr>
+      <w:r>
+        <w:rPr>
+          <w:rStyle w:val="Strong"/>
+          <w:rFonts w:ascii="Open Sans" w:hAnsi="Open Sans" w:cs="Open Sans"/>
+          <w:b w:val="0"/>
+          <w:bCs w:val="0"/>
+          <w:color w:val="262626"/>
+          <w:sz w:val="36"/>
+          <w:szCs w:val="36"/>
+        </w:rPr>
+        <w:t>Java Enterprise Edition (JEE)</w:t>
+      </w:r>
+    </w:p>
+    <w:p>
+      <w:pPr>
+        <w:pStyle w:val="NormalWeb"/>
+        <w:spacing w:before="0" w:beforeAutospacing="0" w:after="0" w:afterAutospacing="0"/>
+        <w:rPr>
+          <w:rFonts w:ascii="inherit" w:hAnsi="inherit"/>
+        </w:rPr>
+      </w:pPr>
+    </w:p>
+    <w:p>
+      <w:pPr>
+        <w:pStyle w:val="NormalWeb"/>
+        <w:spacing w:before="0" w:beforeAutospacing="0" w:after="0" w:afterAutospacing="0"/>
+        <w:rPr>
+          <w:rFonts w:ascii="inherit" w:hAnsi="inherit"/>
+        </w:rPr>
+      </w:pPr>
+      <w:r>
+        <w:rPr>
+          <w:rStyle w:val="Strong"/>
+          <w:rFonts w:ascii="inherit" w:hAnsi="inherit"/>
+          <w:color w:val="0F4761"/>
         </w:rPr>
         <w:t>What:</w:t>
       </w:r>
     </w:p>
     <w:p>
       <w:pPr>
-        <w:ind w:firstLine="720"/>
+        <w:pStyle w:val="NormalWeb"/>
+        <w:spacing w:before="0" w:beforeAutospacing="0" w:after="0" w:afterAutospacing="0"/>
         <w:jc w:val="both"/>
-      </w:pPr>
-      <w:r>
-        <w:t xml:space="preserve">Java Enterprise Edition (JEE) is a set of specifications that extends standard Java to support large-scale, distributed, enterprise applications. </w:t>
-      </w:r>
-      <w:r>
-        <w:t xml:space="preserve">It is especially well-suited for supporting multi-tiered applications with </w:t>
-      </w:r>
-      <w:r>
-        <w:rPr>
-          <w:kern w:val="0"/>
-          <w14:ligatures w14:val="none"/>
-        </w:rPr>
-        <w:t>separate layers (UI, Business</w:t>
-      </w:r>
-      <w:r>
-        <w:rPr>
-          <w:kern w:val="0"/>
-          <w14:ligatures w14:val="none"/>
+        <w:rPr>
+          <w:rFonts w:ascii="inherit" w:hAnsi="inherit"/>
+        </w:rPr>
+      </w:pPr>
+      <w:r>
+        <w:rPr>
+          <w:rFonts w:ascii="inherit" w:hAnsi="inherit"/>
+        </w:rPr>
+        <w:t xml:space="preserve">Java Enterprise Edition (JEE) is a set of specifications that extends standard Java to support large-scale, distributed, enterprise applications. It is especially well-suited for supporting multi-tiered applications with separate layers (UI, Business Logic, and Database). Sun Microsystems introduced it in 1999 as J2EE (Java 2 Platform, Enterprise Edition). Eventually, this was handed over to The Eclipse Foundation, which renamed it Jakarta EE. It defines standards for web services, component architecture, security, and database connectivity, enabling applications to run consistently across compliant servers such as </w:t>
+      </w:r>
+      <w:proofErr w:type="spellStart"/>
+      <w:r>
+        <w:rPr>
+          <w:rFonts w:ascii="inherit" w:hAnsi="inherit"/>
+        </w:rPr>
+        <w:t>GlassFish</w:t>
+      </w:r>
+      <w:proofErr w:type="spellEnd"/>
+      <w:r>
+        <w:rPr>
+          <w:rFonts w:ascii="inherit" w:hAnsi="inherit"/>
+        </w:rPr>
+        <w:t>, JBoss/</w:t>
+      </w:r>
+      <w:proofErr w:type="spellStart"/>
+      <w:r>
+        <w:rPr>
+          <w:rFonts w:ascii="inherit" w:hAnsi="inherit"/>
+        </w:rPr>
+        <w:t>WildFly</w:t>
+      </w:r>
+      <w:proofErr w:type="spellEnd"/>
+      <w:r>
+        <w:rPr>
+          <w:rFonts w:ascii="inherit" w:hAnsi="inherit"/>
+        </w:rPr>
+        <w:t>, and IBM WebSphere.</w:t>
+      </w:r>
+    </w:p>
+    <w:p>
+      <w:pPr>
+        <w:pStyle w:val="NormalWeb"/>
+        <w:spacing w:before="0" w:beforeAutospacing="0" w:after="0" w:afterAutospacing="0"/>
+        <w:rPr>
+          <w:rFonts w:ascii="inherit" w:hAnsi="inherit"/>
+        </w:rPr>
+      </w:pPr>
+    </w:p>
+    <w:p>
+      <w:pPr>
+        <w:pStyle w:val="NormalWeb"/>
+        <w:spacing w:before="0" w:beforeAutospacing="0" w:after="0" w:afterAutospacing="0"/>
+        <w:rPr>
+          <w:rFonts w:ascii="inherit" w:hAnsi="inherit"/>
+        </w:rPr>
+      </w:pPr>
+      <w:r>
+        <w:rPr>
+          <w:rStyle w:val="Strong"/>
+          <w:rFonts w:ascii="inherit" w:hAnsi="inherit"/>
+          <w:color w:val="0F4761"/>
+        </w:rPr>
+        <w:t>How:</w:t>
+      </w:r>
+    </w:p>
+    <w:p>
+      <w:pPr>
+        <w:pStyle w:val="NormalWeb"/>
+        <w:spacing w:before="0" w:beforeAutospacing="0" w:after="0" w:afterAutospacing="0"/>
+        <w:jc w:val="both"/>
+        <w:rPr>
+          <w:rFonts w:ascii="inherit" w:hAnsi="inherit"/>
+        </w:rPr>
+      </w:pPr>
+      <w:r>
+        <w:rPr>
+          <w:rFonts w:ascii="inherit" w:hAnsi="inherit"/>
+        </w:rPr>
+        <w:t>JEE organizes applications around components, each handling a distinct layer of the application. Servlets handle HTTP requests at the web tier, Enterprise JavaBeans (EJBs) manage business logic in the middle tier, and the Java Persistence API (JPA) handles database work at the data tier.</w:t>
+      </w:r>
+    </w:p>
+    <w:p>
+      <w:pPr>
+        <w:pStyle w:val="NormalWeb"/>
+        <w:spacing w:before="0" w:beforeAutospacing="0" w:after="0" w:afterAutospacing="0"/>
+        <w:jc w:val="both"/>
+        <w:rPr>
+          <w:rFonts w:ascii="inherit" w:hAnsi="inherit"/>
+        </w:rPr>
+      </w:pPr>
+    </w:p>
+    <w:p>
+      <w:pPr>
+        <w:pStyle w:val="NormalWeb"/>
+        <w:spacing w:before="0" w:beforeAutospacing="0" w:after="0" w:afterAutospacing="0"/>
+        <w:jc w:val="both"/>
+        <w:rPr>
+          <w:rFonts w:ascii="inherit" w:hAnsi="inherit"/>
+        </w:rPr>
+      </w:pPr>
+      <w:r>
+        <w:rPr>
+          <w:rStyle w:val="Strong"/>
+          <w:rFonts w:ascii="inherit" w:hAnsi="inherit"/>
+        </w:rPr>
+        <w:t>Servlets</w:t>
+      </w:r>
+      <w:r>
+        <w:rPr>
+          <w:rFonts w:ascii="inherit" w:hAnsi="inherit"/>
+        </w:rPr>
+        <w:t xml:space="preserve"> are the entry point for web requests. The application server maps incoming URLs to the right servlet and calls the appropriate method.</w:t>
+      </w:r>
+    </w:p>
+    <w:p>
+      <w:pPr>
+        <w:pStyle w:val="HTMLPreformatted"/>
+        <w:pBdr>
+          <w:top w:val="single" w:sz="6" w:space="0" w:color="E5E5E5"/>
+          <w:left w:val="single" w:sz="6" w:space="0" w:color="E5E5E5"/>
+          <w:bottom w:val="single" w:sz="6" w:space="0" w:color="E5E5E5"/>
+          <w:right w:val="single" w:sz="6" w:space="0" w:color="E5E5E5"/>
+        </w:pBdr>
+        <w:shd w:val="clear" w:color="auto" w:fill="F8F8F8"/>
+        <w:rPr>
+          <w:sz w:val="24"/>
+          <w:szCs w:val="24"/>
+        </w:rPr>
+      </w:pPr>
+      <w:r>
+        <w:rPr>
+          <w:rStyle w:val="hljs-meta"/>
+          <w:color w:val="995400"/>
+          <w:sz w:val="24"/>
+          <w:szCs w:val="24"/>
+        </w:rPr>
+        <w:t>@WebServlet("/hello")</w:t>
+      </w:r>
+    </w:p>
+    <w:p>
+      <w:pPr>
+        <w:pStyle w:val="HTMLPreformatted"/>
+        <w:pBdr>
+          <w:top w:val="single" w:sz="6" w:space="0" w:color="E5E5E5"/>
+          <w:left w:val="single" w:sz="6" w:space="0" w:color="E5E5E5"/>
+          <w:bottom w:val="single" w:sz="6" w:space="0" w:color="E5E5E5"/>
+          <w:right w:val="single" w:sz="6" w:space="0" w:color="E5E5E5"/>
+        </w:pBdr>
+        <w:shd w:val="clear" w:color="auto" w:fill="F8F8F8"/>
+        <w:rPr>
+          <w:sz w:val="24"/>
+          <w:szCs w:val="24"/>
+        </w:rPr>
+      </w:pPr>
+      <w:r>
+        <w:rPr>
+          <w:rStyle w:val="hljs-keyword"/>
+          <w:color w:val="7928A1"/>
+          <w:sz w:val="24"/>
+          <w:szCs w:val="24"/>
+        </w:rPr>
+        <w:t>public</w:t>
+      </w:r>
+      <w:r>
+        <w:rPr>
+          <w:sz w:val="24"/>
+          <w:szCs w:val="24"/>
         </w:rPr>
         <w:t xml:space="preserve"> </w:t>
       </w:r>
       <w:r>
         <w:rPr>
-          <w:kern w:val="0"/>
-          <w14:ligatures w14:val="none"/>
-        </w:rPr>
-        <w:t>Logic, and Database).</w:t>
-      </w:r>
-      <w:r>
-        <w:t xml:space="preserve">  </w:t>
-      </w:r>
-      <w:r>
-        <w:t>Sun Microsystems introduced it in 1999 as J2EE</w:t>
-      </w:r>
-      <w:r>
-        <w:t xml:space="preserve"> (Java 2 Platform, Enterprise Edition)</w:t>
-      </w:r>
-      <w:r>
-        <w:t>.</w:t>
-      </w:r>
-      <w:r>
-        <w:t xml:space="preserve">  Eventually, this was </w:t>
-      </w:r>
-      <w:r>
-        <w:t>handed over</w:t>
-      </w:r>
-      <w:r>
-        <w:t xml:space="preserve"> to The Eclipse Foundation, </w:t>
-      </w:r>
-      <w:r>
-        <w:t>which</w:t>
-      </w:r>
-      <w:r>
-        <w:t xml:space="preserve"> renamed </w:t>
-      </w:r>
-      <w:r>
-        <w:t xml:space="preserve">it </w:t>
-      </w:r>
-      <w:r>
-        <w:t xml:space="preserve">Jakarta EE. </w:t>
-      </w:r>
-      <w:r>
-        <w:t xml:space="preserve">It defines standards for web services, component architecture, security, and database </w:t>
-      </w:r>
-      <w:r>
-        <w:rPr>
-          <w:kern w:val="0"/>
-          <w14:ligatures w14:val="none"/>
-        </w:rPr>
-        <w:t>connectivity, enabling applications to run consistently across compliant servers such as</w:t>
-      </w:r>
-      <w:r>
+          <w:rStyle w:val="hljs-keyword"/>
+          <w:color w:val="7928A1"/>
+          <w:sz w:val="24"/>
+          <w:szCs w:val="24"/>
+        </w:rPr>
+        <w:t>class</w:t>
+      </w:r>
+      <w:r>
+        <w:rPr>
+          <w:sz w:val="24"/>
+          <w:szCs w:val="24"/>
+        </w:rPr>
         <w:t xml:space="preserve"> </w:t>
       </w:r>
       <w:proofErr w:type="spellStart"/>
       <w:r>
-        <w:t>GlassFish</w:t>
+        <w:rPr>
+          <w:rStyle w:val="hljs-title"/>
+          <w:color w:val="006F94"/>
+          <w:sz w:val="24"/>
+          <w:szCs w:val="24"/>
+        </w:rPr>
+        <w:t>HelloServlet</w:t>
       </w:r>
       <w:proofErr w:type="spellEnd"/>
       <w:r>
-        <w:t>, JBoss/</w:t>
+        <w:rPr>
+          <w:sz w:val="24"/>
+          <w:szCs w:val="24"/>
+        </w:rPr>
+        <w:t xml:space="preserve"> </w:t>
+      </w:r>
+      <w:r>
+        <w:rPr>
+          <w:rStyle w:val="hljs-keyword"/>
+          <w:color w:val="7928A1"/>
+          <w:sz w:val="24"/>
+          <w:szCs w:val="24"/>
+        </w:rPr>
+        <w:t>extends</w:t>
+      </w:r>
+      <w:r>
+        <w:rPr>
+          <w:sz w:val="24"/>
+          <w:szCs w:val="24"/>
+        </w:rPr>
+        <w:t xml:space="preserve"> </w:t>
       </w:r>
       <w:proofErr w:type="spellStart"/>
       <w:r>
-        <w:t>WildFly</w:t>
+        <w:rPr>
+          <w:rStyle w:val="hljs-title"/>
+          <w:color w:val="006F94"/>
+          <w:sz w:val="24"/>
+          <w:szCs w:val="24"/>
+        </w:rPr>
+        <w:t>HttpServlet</w:t>
       </w:r>
       <w:proofErr w:type="spellEnd"/>
       <w:r>
-        <w:t>, and IBM WebSphere.</w:t>
-      </w:r>
-    </w:p>
-    <w:p>
-      <w:pPr>
-        <w:rPr>
-          <w:rStyle w:val="IntenseReference"/>
-        </w:rPr>
-      </w:pPr>
-      <w:r>
-        <w:rPr>
-          <w:rStyle w:val="IntenseReference"/>
-        </w:rPr>
-        <w:t>How:</w:t>
-      </w:r>
-    </w:p>
-    <w:p>
-      <w:pPr>
-        <w:ind w:firstLine="720"/>
-        <w:jc w:val="both"/>
-      </w:pPr>
-      <w:r>
-        <w:t>JEE organizes applications around components, each handling a distinct layer of the application. Servlets handle HTTP requests at the web tier, Enterprise JavaBeans (EJBs) manage business logic in the middle tier, and the Java Persistence API (JPA) handles database work at the data tier.</w:t>
-      </w:r>
-    </w:p>
-    <w:p>
-      <w:pPr>
-        <w:ind w:firstLine="720"/>
-        <w:jc w:val="both"/>
-      </w:pPr>
-      <w:r>
-        <w:rPr>
-          <w:b/>
-          <w:bCs/>
-        </w:rPr>
-        <w:t>Servlets</w:t>
-      </w:r>
-      <w:r>
-        <w:t xml:space="preserve"> are the entry point for web requests. The application server maps incoming URLs to the right servlet and calls the appropriate method.</w:t>
-      </w:r>
-    </w:p>
-    <w:p>
-      <w:r>
-        <w:t>java</w:t>
-      </w:r>
-    </w:p>
-    <w:p>
-      <w:r>
-        <w:t>@WebServlet("/hello")</w:t>
-      </w:r>
-    </w:p>
-    <w:p>
-      <w:r>
-        <w:t xml:space="preserve">public class </w:t>
-      </w:r>
-      <w:proofErr w:type="spellStart"/>
-      <w:r>
-        <w:t>HelloServlet</w:t>
-      </w:r>
-      <w:proofErr w:type="spellEnd"/>
-      <w:r>
-        <w:t xml:space="preserve"> extends </w:t>
-      </w:r>
-      <w:proofErr w:type="spellStart"/>
-      <w:r>
-        <w:t>HttpServlet</w:t>
-      </w:r>
-      <w:proofErr w:type="spellEnd"/>
-      <w:r>
+        <w:rPr>
+          <w:sz w:val="24"/>
+          <w:szCs w:val="24"/>
+        </w:rPr>
         <w:t xml:space="preserve"> {</w:t>
       </w:r>
     </w:p>
     <w:p>
-      <w:r>
-        <w:t xml:space="preserve">    @Override</w:t>
-      </w:r>
-    </w:p>
-    <w:p>
-      <w:r>
-        <w:t xml:space="preserve">    protected void </w:t>
+      <w:pPr>
+        <w:pStyle w:val="HTMLPreformatted"/>
+        <w:pBdr>
+          <w:top w:val="single" w:sz="6" w:space="0" w:color="E5E5E5"/>
+          <w:left w:val="single" w:sz="6" w:space="0" w:color="E5E5E5"/>
+          <w:bottom w:val="single" w:sz="6" w:space="0" w:color="E5E5E5"/>
+          <w:right w:val="single" w:sz="6" w:space="0" w:color="E5E5E5"/>
+        </w:pBdr>
+        <w:shd w:val="clear" w:color="auto" w:fill="F8F8F8"/>
+        <w:rPr>
+          <w:sz w:val="24"/>
+          <w:szCs w:val="24"/>
+        </w:rPr>
+      </w:pPr>
+      <w:r>
+        <w:rPr>
+          <w:sz w:val="24"/>
+          <w:szCs w:val="24"/>
+        </w:rPr>
+        <w:t>   </w:t>
+      </w:r>
+      <w:r>
+        <w:rPr>
+          <w:rStyle w:val="hljs-meta"/>
+          <w:color w:val="995400"/>
+          <w:sz w:val="24"/>
+          <w:szCs w:val="24"/>
+        </w:rPr>
+        <w:t>@Override</w:t>
+      </w:r>
+    </w:p>
+    <w:p>
+      <w:pPr>
+        <w:pStyle w:val="HTMLPreformatted"/>
+        <w:pBdr>
+          <w:top w:val="single" w:sz="6" w:space="0" w:color="E5E5E5"/>
+          <w:left w:val="single" w:sz="6" w:space="0" w:color="E5E5E5"/>
+          <w:bottom w:val="single" w:sz="6" w:space="0" w:color="E5E5E5"/>
+          <w:right w:val="single" w:sz="6" w:space="0" w:color="E5E5E5"/>
+        </w:pBdr>
+        <w:shd w:val="clear" w:color="auto" w:fill="F8F8F8"/>
+        <w:rPr>
+          <w:sz w:val="24"/>
+          <w:szCs w:val="24"/>
+        </w:rPr>
+      </w:pPr>
+      <w:r>
+        <w:rPr>
+          <w:sz w:val="24"/>
+          <w:szCs w:val="24"/>
+        </w:rPr>
+        <w:t>   </w:t>
+      </w:r>
+      <w:r>
+        <w:rPr>
+          <w:rStyle w:val="hljs-keyword"/>
+          <w:color w:val="7928A1"/>
+          <w:sz w:val="24"/>
+          <w:szCs w:val="24"/>
+        </w:rPr>
+        <w:t>protected</w:t>
+      </w:r>
+      <w:r>
+        <w:rPr>
+          <w:sz w:val="24"/>
+          <w:szCs w:val="24"/>
+        </w:rPr>
+        <w:t xml:space="preserve"> </w:t>
+      </w:r>
+      <w:r>
+        <w:rPr>
+          <w:rStyle w:val="hljs-keyword"/>
+          <w:color w:val="7928A1"/>
+          <w:sz w:val="24"/>
+          <w:szCs w:val="24"/>
+        </w:rPr>
+        <w:t>void</w:t>
+      </w:r>
+      <w:r>
+        <w:rPr>
+          <w:sz w:val="24"/>
+          <w:szCs w:val="24"/>
+        </w:rPr>
+        <w:t xml:space="preserve"> </w:t>
       </w:r>
       <w:proofErr w:type="spellStart"/>
       <w:proofErr w:type="gramStart"/>
       <w:r>
+        <w:rPr>
+          <w:rStyle w:val="hljs-title"/>
+          <w:color w:val="006F94"/>
+          <w:sz w:val="24"/>
+          <w:szCs w:val="24"/>
+        </w:rPr>
         <w:t>doGet</w:t>
       </w:r>
       <w:proofErr w:type="spellEnd"/>
       <w:r>
+        <w:rPr>
+          <w:rStyle w:val="hljs-params"/>
+          <w:color w:val="995400"/>
+          <w:sz w:val="24"/>
+          <w:szCs w:val="24"/>
+        </w:rPr>
         <w:t>(</w:t>
       </w:r>
       <w:proofErr w:type="spellStart"/>
       <w:proofErr w:type="gramEnd"/>
       <w:r>
+        <w:rPr>
+          <w:rStyle w:val="hljs-params"/>
+          <w:color w:val="995400"/>
+          <w:sz w:val="24"/>
+          <w:szCs w:val="24"/>
+        </w:rPr>
         <w:t>HttpServletRequest</w:t>
       </w:r>
       <w:proofErr w:type="spellEnd"/>
       <w:r>
+        <w:rPr>
+          <w:rStyle w:val="hljs-params"/>
+          <w:color w:val="995400"/>
+          <w:sz w:val="24"/>
+          <w:szCs w:val="24"/>
+        </w:rPr>
         <w:t xml:space="preserve"> req, </w:t>
       </w:r>
       <w:proofErr w:type="spellStart"/>
       <w:r>
+        <w:rPr>
+          <w:rStyle w:val="hljs-params"/>
+          <w:color w:val="995400"/>
+          <w:sz w:val="24"/>
+          <w:szCs w:val="24"/>
+        </w:rPr>
         <w:t>HttpServletResponse</w:t>
       </w:r>
       <w:proofErr w:type="spellEnd"/>
       <w:r>
+        <w:rPr>
+          <w:rStyle w:val="hljs-params"/>
+          <w:color w:val="995400"/>
+          <w:sz w:val="24"/>
+          <w:szCs w:val="24"/>
+        </w:rPr>
         <w:t xml:space="preserve"> resp)</w:t>
       </w:r>
     </w:p>
     <w:p>
-      <w:r>
-        <w:t xml:space="preserve">            throws </w:t>
+      <w:pPr>
+        <w:pStyle w:val="HTMLPreformatted"/>
+        <w:pBdr>
+          <w:top w:val="single" w:sz="6" w:space="0" w:color="E5E5E5"/>
+          <w:left w:val="single" w:sz="6" w:space="0" w:color="E5E5E5"/>
+          <w:bottom w:val="single" w:sz="6" w:space="0" w:color="E5E5E5"/>
+          <w:right w:val="single" w:sz="6" w:space="0" w:color="E5E5E5"/>
+        </w:pBdr>
+        <w:shd w:val="clear" w:color="auto" w:fill="F8F8F8"/>
+        <w:rPr>
+          <w:sz w:val="24"/>
+          <w:szCs w:val="24"/>
+        </w:rPr>
+      </w:pPr>
+      <w:r>
+        <w:rPr>
+          <w:sz w:val="24"/>
+          <w:szCs w:val="24"/>
+        </w:rPr>
+        <w:t>           </w:t>
+      </w:r>
+      <w:r>
+        <w:rPr>
+          <w:rStyle w:val="hljs-keyword"/>
+          <w:color w:val="7928A1"/>
+          <w:sz w:val="24"/>
+          <w:szCs w:val="24"/>
+        </w:rPr>
+        <w:t>throws</w:t>
+      </w:r>
+      <w:r>
+        <w:rPr>
+          <w:sz w:val="24"/>
+          <w:szCs w:val="24"/>
+        </w:rPr>
+        <w:t xml:space="preserve"> </w:t>
       </w:r>
       <w:proofErr w:type="spellStart"/>
       <w:r>
+        <w:rPr>
+          <w:sz w:val="24"/>
+          <w:szCs w:val="24"/>
+        </w:rPr>
         <w:t>IOException</w:t>
       </w:r>
       <w:proofErr w:type="spellEnd"/>
       <w:r>
+        <w:rPr>
+          <w:sz w:val="24"/>
+          <w:szCs w:val="24"/>
+        </w:rPr>
         <w:t xml:space="preserve"> {</w:t>
       </w:r>
     </w:p>
     <w:p>
-      <w:r>
-        <w:t xml:space="preserve">        </w:t>
+      <w:pPr>
+        <w:pStyle w:val="HTMLPreformatted"/>
+        <w:pBdr>
+          <w:top w:val="single" w:sz="6" w:space="0" w:color="E5E5E5"/>
+          <w:left w:val="single" w:sz="6" w:space="0" w:color="E5E5E5"/>
+          <w:bottom w:val="single" w:sz="6" w:space="0" w:color="E5E5E5"/>
+          <w:right w:val="single" w:sz="6" w:space="0" w:color="E5E5E5"/>
+        </w:pBdr>
+        <w:shd w:val="clear" w:color="auto" w:fill="F8F8F8"/>
+        <w:rPr>
+          <w:sz w:val="24"/>
+          <w:szCs w:val="24"/>
+        </w:rPr>
+      </w:pPr>
+      <w:r>
+        <w:rPr>
+          <w:sz w:val="24"/>
+          <w:szCs w:val="24"/>
+        </w:rPr>
+        <w:t>       </w:t>
       </w:r>
       <w:proofErr w:type="spellStart"/>
       <w:proofErr w:type="gramStart"/>
       <w:r>
+        <w:rPr>
+          <w:sz w:val="24"/>
+          <w:szCs w:val="24"/>
+        </w:rPr>
         <w:t>resp.getWriter</w:t>
       </w:r>
       <w:proofErr w:type="spellEnd"/>
       <w:proofErr w:type="gramEnd"/>
       <w:r>
+        <w:rPr>
+          <w:sz w:val="24"/>
+          <w:szCs w:val="24"/>
+        </w:rPr>
         <w:t>(</w:t>
       </w:r>
       <w:proofErr w:type="gramStart"/>
       <w:r>
+        <w:rPr>
+          <w:sz w:val="24"/>
+          <w:szCs w:val="24"/>
+        </w:rPr>
         <w:t>).write</w:t>
       </w:r>
       <w:proofErr w:type="gramEnd"/>
       <w:r>
-        <w:t>("Hello from Java EE!");</w:t>
-      </w:r>
-    </w:p>
-    <w:p>
-      <w:r>
-        <w:t xml:space="preserve">    }</w:t>
-      </w:r>
-    </w:p>
-    <w:p>
-      <w:r>
+        <w:rPr>
+          <w:sz w:val="24"/>
+          <w:szCs w:val="24"/>
+        </w:rPr>
+        <w:t>(</w:t>
+      </w:r>
+      <w:r>
+        <w:rPr>
+          <w:rStyle w:val="hljs-string"/>
+          <w:color w:val="007500"/>
+          <w:sz w:val="24"/>
+          <w:szCs w:val="24"/>
+        </w:rPr>
+        <w:t>"Hello from Java EE!"</w:t>
+      </w:r>
+      <w:r>
+        <w:rPr>
+          <w:sz w:val="24"/>
+          <w:szCs w:val="24"/>
+        </w:rPr>
+        <w:t>);</w:t>
+      </w:r>
+    </w:p>
+    <w:p>
+      <w:pPr>
+        <w:pStyle w:val="HTMLPreformatted"/>
+        <w:pBdr>
+          <w:top w:val="single" w:sz="6" w:space="0" w:color="E5E5E5"/>
+          <w:left w:val="single" w:sz="6" w:space="0" w:color="E5E5E5"/>
+          <w:bottom w:val="single" w:sz="6" w:space="0" w:color="E5E5E5"/>
+          <w:right w:val="single" w:sz="6" w:space="0" w:color="E5E5E5"/>
+        </w:pBdr>
+        <w:shd w:val="clear" w:color="auto" w:fill="F8F8F8"/>
+        <w:rPr>
+          <w:sz w:val="24"/>
+          <w:szCs w:val="24"/>
+        </w:rPr>
+      </w:pPr>
+      <w:r>
+        <w:rPr>
+          <w:sz w:val="24"/>
+          <w:szCs w:val="24"/>
+        </w:rPr>
+        <w:t>   }</w:t>
+      </w:r>
+    </w:p>
+    <w:p>
+      <w:pPr>
+        <w:pStyle w:val="HTMLPreformatted"/>
+        <w:pBdr>
+          <w:top w:val="single" w:sz="6" w:space="0" w:color="E5E5E5"/>
+          <w:left w:val="single" w:sz="6" w:space="0" w:color="E5E5E5"/>
+          <w:bottom w:val="single" w:sz="6" w:space="0" w:color="E5E5E5"/>
+          <w:right w:val="single" w:sz="6" w:space="0" w:color="E5E5E5"/>
+        </w:pBdr>
+        <w:shd w:val="clear" w:color="auto" w:fill="F8F8F8"/>
+        <w:rPr>
+          <w:sz w:val="24"/>
+          <w:szCs w:val="24"/>
+        </w:rPr>
+      </w:pPr>
+      <w:r>
+        <w:rPr>
+          <w:sz w:val="24"/>
+          <w:szCs w:val="24"/>
+        </w:rPr>
         <w:t>}</w:t>
       </w:r>
     </w:p>
-    <w:p/>
-    <w:p>
-      <w:pPr>
-        <w:ind w:firstLine="720"/>
+    <w:p>
+      <w:pPr>
+        <w:pStyle w:val="NormalWeb"/>
+        <w:spacing w:before="0" w:beforeAutospacing="0" w:after="0" w:afterAutospacing="0"/>
+        <w:rPr>
+          <w:rFonts w:ascii="inherit" w:hAnsi="inherit"/>
+        </w:rPr>
+      </w:pPr>
+    </w:p>
+    <w:p>
+      <w:pPr>
+        <w:pStyle w:val="NormalWeb"/>
+        <w:spacing w:before="0" w:beforeAutospacing="0" w:after="0" w:afterAutospacing="0"/>
         <w:jc w:val="both"/>
-      </w:pPr>
-      <w:r>
-        <w:rPr>
-          <w:b/>
-          <w:bCs/>
-        </w:rPr>
-        <w:lastRenderedPageBreak/>
+        <w:rPr>
+          <w:rFonts w:ascii="inherit" w:hAnsi="inherit"/>
+        </w:rPr>
+      </w:pPr>
+      <w:r>
+        <w:rPr>
+          <w:rStyle w:val="Strong"/>
+          <w:rFonts w:ascii="inherit" w:hAnsi="inherit"/>
+        </w:rPr>
         <w:t>EJBs</w:t>
       </w:r>
       <w:r>
-        <w:t xml:space="preserve"> sit behind the servlet and handle business logic. The application server manages </w:t>
-      </w:r>
-      <w:r>
-        <w:t>its</w:t>
-      </w:r>
-      <w:r>
-        <w:t xml:space="preserve"> lifecycle, threading, and transactions</w:t>
-      </w:r>
-      <w:r>
-        <w:t xml:space="preserve">: </w:t>
-      </w:r>
-      <w:r>
-        <w:t xml:space="preserve">you don't handle any of that yourself. A </w:t>
-      </w:r>
-      <w:r>
-        <w:t>`</w:t>
-      </w:r>
-      <w:r>
+        <w:rPr>
+          <w:rFonts w:ascii="inherit" w:hAnsi="inherit"/>
+        </w:rPr>
+        <w:t xml:space="preserve"> sit behind the servlet and handle business logic. The application server manages its lifecycle, threading, and transactions: you don't handle any of that yourself. A `@Stateless` EJB is the most common type: no conversation state between calls, easy to pool and reuse.</w:t>
+      </w:r>
+    </w:p>
+    <w:p>
+      <w:pPr>
+        <w:pStyle w:val="HTMLPreformatted"/>
+        <w:pBdr>
+          <w:top w:val="single" w:sz="6" w:space="0" w:color="E5E5E5"/>
+          <w:left w:val="single" w:sz="6" w:space="0" w:color="E5E5E5"/>
+          <w:bottom w:val="single" w:sz="6" w:space="0" w:color="E5E5E5"/>
+          <w:right w:val="single" w:sz="6" w:space="0" w:color="E5E5E5"/>
+        </w:pBdr>
+        <w:shd w:val="clear" w:color="auto" w:fill="F8F8F8"/>
+        <w:rPr>
+          <w:sz w:val="24"/>
+          <w:szCs w:val="24"/>
+        </w:rPr>
+      </w:pPr>
+      <w:r>
+        <w:rPr>
+          <w:rStyle w:val="hljs-meta"/>
+          <w:color w:val="995400"/>
+          <w:sz w:val="24"/>
+          <w:szCs w:val="24"/>
+        </w:rPr>
         <w:t>@Stateless</w:t>
       </w:r>
-      <w:r>
-        <w:t>`</w:t>
-      </w:r>
-      <w:r>
-        <w:t xml:space="preserve"> EJB is the most common type: no conversation state between calls, easy to pool and reuse.</w:t>
-      </w:r>
-    </w:p>
-    <w:p>
-      <w:r>
-        <w:t>java</w:t>
-      </w:r>
-    </w:p>
-    <w:p>
-      <w:r>
-        <w:t>@Stateless</w:t>
-      </w:r>
-    </w:p>
-    <w:p>
-      <w:r>
-        <w:t xml:space="preserve">public class </w:t>
+    </w:p>
+    <w:p>
+      <w:pPr>
+        <w:pStyle w:val="HTMLPreformatted"/>
+        <w:pBdr>
+          <w:top w:val="single" w:sz="6" w:space="0" w:color="E5E5E5"/>
+          <w:left w:val="single" w:sz="6" w:space="0" w:color="E5E5E5"/>
+          <w:bottom w:val="single" w:sz="6" w:space="0" w:color="E5E5E5"/>
+          <w:right w:val="single" w:sz="6" w:space="0" w:color="E5E5E5"/>
+        </w:pBdr>
+        <w:shd w:val="clear" w:color="auto" w:fill="F8F8F8"/>
+        <w:rPr>
+          <w:sz w:val="24"/>
+          <w:szCs w:val="24"/>
+        </w:rPr>
+      </w:pPr>
+      <w:r>
+        <w:rPr>
+          <w:rStyle w:val="hljs-keyword"/>
+          <w:color w:val="7928A1"/>
+          <w:sz w:val="24"/>
+          <w:szCs w:val="24"/>
+        </w:rPr>
+        <w:t>public</w:t>
+      </w:r>
+      <w:r>
+        <w:rPr>
+          <w:sz w:val="24"/>
+          <w:szCs w:val="24"/>
+        </w:rPr>
+        <w:t xml:space="preserve"> </w:t>
+      </w:r>
+      <w:r>
+        <w:rPr>
+          <w:rStyle w:val="hljs-keyword"/>
+          <w:color w:val="7928A1"/>
+          <w:sz w:val="24"/>
+          <w:szCs w:val="24"/>
+        </w:rPr>
+        <w:t>class</w:t>
+      </w:r>
+      <w:r>
+        <w:rPr>
+          <w:rStyle w:val="hljs-class"/>
+          <w:sz w:val="24"/>
+          <w:szCs w:val="24"/>
+        </w:rPr>
+        <w:t xml:space="preserve"> </w:t>
       </w:r>
       <w:proofErr w:type="spellStart"/>
       <w:r>
+        <w:rPr>
+          <w:rStyle w:val="hljs-title"/>
+          <w:color w:val="006F94"/>
+          <w:sz w:val="24"/>
+          <w:szCs w:val="24"/>
+        </w:rPr>
         <w:t>UserService</w:t>
       </w:r>
       <w:proofErr w:type="spellEnd"/>
       <w:r>
-        <w:t xml:space="preserve"> {</w:t>
-      </w:r>
-    </w:p>
-    <w:p>
-      <w:r>
-        <w:t xml:space="preserve">    @PersistenceContext</w:t>
-      </w:r>
-    </w:p>
-    <w:p>
-      <w:r>
-        <w:t xml:space="preserve">    private </w:t>
+        <w:rPr>
+          <w:rStyle w:val="hljs-class"/>
+          <w:sz w:val="24"/>
+          <w:szCs w:val="24"/>
+        </w:rPr>
+        <w:t xml:space="preserve"> </w:t>
+      </w:r>
+      <w:r>
+        <w:rPr>
+          <w:sz w:val="24"/>
+          <w:szCs w:val="24"/>
+        </w:rPr>
+        <w:t>{</w:t>
+      </w:r>
+    </w:p>
+    <w:p>
+      <w:pPr>
+        <w:pStyle w:val="HTMLPreformatted"/>
+        <w:pBdr>
+          <w:top w:val="single" w:sz="6" w:space="0" w:color="E5E5E5"/>
+          <w:left w:val="single" w:sz="6" w:space="0" w:color="E5E5E5"/>
+          <w:bottom w:val="single" w:sz="6" w:space="0" w:color="E5E5E5"/>
+          <w:right w:val="single" w:sz="6" w:space="0" w:color="E5E5E5"/>
+        </w:pBdr>
+        <w:shd w:val="clear" w:color="auto" w:fill="F8F8F8"/>
+        <w:rPr>
+          <w:sz w:val="24"/>
+          <w:szCs w:val="24"/>
+        </w:rPr>
+      </w:pPr>
+      <w:r>
+        <w:rPr>
+          <w:sz w:val="24"/>
+          <w:szCs w:val="24"/>
+        </w:rPr>
+        <w:t>   </w:t>
+      </w:r>
+      <w:r>
+        <w:rPr>
+          <w:rStyle w:val="hljs-meta"/>
+          <w:color w:val="995400"/>
+          <w:sz w:val="24"/>
+          <w:szCs w:val="24"/>
+        </w:rPr>
+        <w:t>@PersistenceContext</w:t>
+      </w:r>
+    </w:p>
+    <w:p>
+      <w:pPr>
+        <w:pStyle w:val="HTMLPreformatted"/>
+        <w:pBdr>
+          <w:top w:val="single" w:sz="6" w:space="0" w:color="E5E5E5"/>
+          <w:left w:val="single" w:sz="6" w:space="0" w:color="E5E5E5"/>
+          <w:bottom w:val="single" w:sz="6" w:space="0" w:color="E5E5E5"/>
+          <w:right w:val="single" w:sz="6" w:space="0" w:color="E5E5E5"/>
+        </w:pBdr>
+        <w:shd w:val="clear" w:color="auto" w:fill="F8F8F8"/>
+        <w:rPr>
+          <w:sz w:val="24"/>
+          <w:szCs w:val="24"/>
+        </w:rPr>
+      </w:pPr>
+      <w:r>
+        <w:rPr>
+          <w:sz w:val="24"/>
+          <w:szCs w:val="24"/>
+        </w:rPr>
+        <w:t>   </w:t>
+      </w:r>
+      <w:r>
+        <w:rPr>
+          <w:rStyle w:val="hljs-keyword"/>
+          <w:color w:val="7928A1"/>
+          <w:sz w:val="24"/>
+          <w:szCs w:val="24"/>
+        </w:rPr>
+        <w:t>private</w:t>
+      </w:r>
+      <w:r>
+        <w:rPr>
+          <w:sz w:val="24"/>
+          <w:szCs w:val="24"/>
+        </w:rPr>
+        <w:t xml:space="preserve"> </w:t>
       </w:r>
       <w:proofErr w:type="spellStart"/>
       <w:r>
+        <w:rPr>
+          <w:sz w:val="24"/>
+          <w:szCs w:val="24"/>
+        </w:rPr>
         <w:t>EntityManager</w:t>
       </w:r>
       <w:proofErr w:type="spellEnd"/>
       <w:r>
+        <w:rPr>
+          <w:sz w:val="24"/>
+          <w:szCs w:val="24"/>
+        </w:rPr>
         <w:t xml:space="preserve"> </w:t>
       </w:r>
       <w:proofErr w:type="spellStart"/>
       <w:r>
+        <w:rPr>
+          <w:sz w:val="24"/>
+          <w:szCs w:val="24"/>
+        </w:rPr>
         <w:t>em</w:t>
       </w:r>
       <w:proofErr w:type="spellEnd"/>
       <w:r>
+        <w:rPr>
+          <w:sz w:val="24"/>
+          <w:szCs w:val="24"/>
+        </w:rPr>
         <w:t>;</w:t>
       </w:r>
     </w:p>
-    <w:p/>
-    <w:p>
-      <w:r>
-        <w:t xml:space="preserve">    public User </w:t>
+    <w:p>
+      <w:pPr>
+        <w:pStyle w:val="HTMLPreformatted"/>
+        <w:pBdr>
+          <w:top w:val="single" w:sz="6" w:space="0" w:color="E5E5E5"/>
+          <w:left w:val="single" w:sz="6" w:space="0" w:color="E5E5E5"/>
+          <w:bottom w:val="single" w:sz="6" w:space="0" w:color="E5E5E5"/>
+          <w:right w:val="single" w:sz="6" w:space="0" w:color="E5E5E5"/>
+        </w:pBdr>
+        <w:shd w:val="clear" w:color="auto" w:fill="F8F8F8"/>
+        <w:rPr>
+          <w:sz w:val="24"/>
+          <w:szCs w:val="24"/>
+        </w:rPr>
+      </w:pPr>
+    </w:p>
+    <w:p>
+      <w:pPr>
+        <w:pStyle w:val="HTMLPreformatted"/>
+        <w:pBdr>
+          <w:top w:val="single" w:sz="6" w:space="0" w:color="E5E5E5"/>
+          <w:left w:val="single" w:sz="6" w:space="0" w:color="E5E5E5"/>
+          <w:bottom w:val="single" w:sz="6" w:space="0" w:color="E5E5E5"/>
+          <w:right w:val="single" w:sz="6" w:space="0" w:color="E5E5E5"/>
+        </w:pBdr>
+        <w:shd w:val="clear" w:color="auto" w:fill="F8F8F8"/>
+        <w:rPr>
+          <w:sz w:val="24"/>
+          <w:szCs w:val="24"/>
+        </w:rPr>
+      </w:pPr>
+      <w:r>
+        <w:rPr>
+          <w:sz w:val="24"/>
+          <w:szCs w:val="24"/>
+        </w:rPr>
+        <w:t>   </w:t>
+      </w:r>
+      <w:r>
+        <w:rPr>
+          <w:rStyle w:val="hljs-keyword"/>
+          <w:color w:val="7928A1"/>
+          <w:sz w:val="24"/>
+          <w:szCs w:val="24"/>
+        </w:rPr>
+        <w:t>public</w:t>
+      </w:r>
+      <w:r>
+        <w:rPr>
+          <w:sz w:val="24"/>
+          <w:szCs w:val="24"/>
+        </w:rPr>
+        <w:t xml:space="preserve"> User </w:t>
       </w:r>
       <w:proofErr w:type="spellStart"/>
       <w:proofErr w:type="gramStart"/>
       <w:r>
+        <w:rPr>
+          <w:sz w:val="24"/>
+          <w:szCs w:val="24"/>
+        </w:rPr>
         <w:t>findUser</w:t>
       </w:r>
       <w:proofErr w:type="spellEnd"/>
       <w:r>
+        <w:rPr>
+          <w:sz w:val="24"/>
+          <w:szCs w:val="24"/>
+        </w:rPr>
         <w:t>(</w:t>
       </w:r>
       <w:proofErr w:type="gramEnd"/>
       <w:r>
-        <w:t>Long id) {</w:t>
-      </w:r>
-    </w:p>
-    <w:p>
-      <w:r>
-        <w:t xml:space="preserve">        return </w:t>
+        <w:rPr>
+          <w:rStyle w:val="hljs-builtin"/>
+          <w:color w:val="995400"/>
+          <w:sz w:val="24"/>
+          <w:szCs w:val="24"/>
+        </w:rPr>
+        <w:t>Long</w:t>
+      </w:r>
+      <w:r>
+        <w:rPr>
+          <w:sz w:val="24"/>
+          <w:szCs w:val="24"/>
+        </w:rPr>
+        <w:t xml:space="preserve"> id) {</w:t>
+      </w:r>
+    </w:p>
+    <w:p>
+      <w:pPr>
+        <w:pStyle w:val="HTMLPreformatted"/>
+        <w:pBdr>
+          <w:top w:val="single" w:sz="6" w:space="0" w:color="E5E5E5"/>
+          <w:left w:val="single" w:sz="6" w:space="0" w:color="E5E5E5"/>
+          <w:bottom w:val="single" w:sz="6" w:space="0" w:color="E5E5E5"/>
+          <w:right w:val="single" w:sz="6" w:space="0" w:color="E5E5E5"/>
+        </w:pBdr>
+        <w:shd w:val="clear" w:color="auto" w:fill="F8F8F8"/>
+        <w:rPr>
+          <w:sz w:val="24"/>
+          <w:szCs w:val="24"/>
+        </w:rPr>
+      </w:pPr>
+      <w:r>
+        <w:rPr>
+          <w:sz w:val="24"/>
+          <w:szCs w:val="24"/>
+        </w:rPr>
+        <w:t>       </w:t>
+      </w:r>
+      <w:r>
+        <w:rPr>
+          <w:rStyle w:val="hljs-keyword"/>
+          <w:color w:val="7928A1"/>
+          <w:sz w:val="24"/>
+          <w:szCs w:val="24"/>
+        </w:rPr>
+        <w:t>return</w:t>
+      </w:r>
+      <w:r>
+        <w:rPr>
+          <w:sz w:val="24"/>
+          <w:szCs w:val="24"/>
+        </w:rPr>
+        <w:t xml:space="preserve"> </w:t>
       </w:r>
       <w:proofErr w:type="spellStart"/>
       <w:proofErr w:type="gramStart"/>
       <w:r>
+        <w:rPr>
+          <w:sz w:val="24"/>
+          <w:szCs w:val="24"/>
+        </w:rPr>
         <w:t>em.find</w:t>
       </w:r>
       <w:proofErr w:type="spellEnd"/>
       <w:proofErr w:type="gramEnd"/>
       <w:r>
+        <w:rPr>
+          <w:sz w:val="24"/>
+          <w:szCs w:val="24"/>
+        </w:rPr>
         <w:t>(</w:t>
       </w:r>
       <w:proofErr w:type="spellStart"/>
       <w:r>
-        <w:t>User.class</w:t>
+        <w:rPr>
+          <w:sz w:val="24"/>
+          <w:szCs w:val="24"/>
+        </w:rPr>
+        <w:t>User.</w:t>
+      </w:r>
+      <w:r>
+        <w:rPr>
+          <w:rStyle w:val="hljs-keyword"/>
+          <w:color w:val="7928A1"/>
+          <w:sz w:val="24"/>
+          <w:szCs w:val="24"/>
+        </w:rPr>
+        <w:t>class</w:t>
       </w:r>
       <w:proofErr w:type="spellEnd"/>
       <w:r>
+        <w:rPr>
+          <w:sz w:val="24"/>
+          <w:szCs w:val="24"/>
+        </w:rPr>
         <w:t>, id);</w:t>
       </w:r>
     </w:p>
     <w:p>
-      <w:r>
-        <w:t xml:space="preserve">    }</w:t>
-      </w:r>
-    </w:p>
-    <w:p>
-      <w:r>
+      <w:pPr>
+        <w:pStyle w:val="HTMLPreformatted"/>
+        <w:pBdr>
+          <w:top w:val="single" w:sz="6" w:space="0" w:color="E5E5E5"/>
+          <w:left w:val="single" w:sz="6" w:space="0" w:color="E5E5E5"/>
+          <w:bottom w:val="single" w:sz="6" w:space="0" w:color="E5E5E5"/>
+          <w:right w:val="single" w:sz="6" w:space="0" w:color="E5E5E5"/>
+        </w:pBdr>
+        <w:shd w:val="clear" w:color="auto" w:fill="F8F8F8"/>
+        <w:rPr>
+          <w:sz w:val="24"/>
+          <w:szCs w:val="24"/>
+        </w:rPr>
+      </w:pPr>
+      <w:r>
+        <w:rPr>
+          <w:sz w:val="24"/>
+          <w:szCs w:val="24"/>
+        </w:rPr>
+        <w:t>   }</w:t>
+      </w:r>
+    </w:p>
+    <w:p>
+      <w:pPr>
+        <w:pStyle w:val="HTMLPreformatted"/>
+        <w:pBdr>
+          <w:top w:val="single" w:sz="6" w:space="0" w:color="E5E5E5"/>
+          <w:left w:val="single" w:sz="6" w:space="0" w:color="E5E5E5"/>
+          <w:bottom w:val="single" w:sz="6" w:space="0" w:color="E5E5E5"/>
+          <w:right w:val="single" w:sz="6" w:space="0" w:color="E5E5E5"/>
+        </w:pBdr>
+        <w:shd w:val="clear" w:color="auto" w:fill="F8F8F8"/>
+        <w:rPr>
+          <w:sz w:val="24"/>
+          <w:szCs w:val="24"/>
+        </w:rPr>
+      </w:pPr>
+      <w:r>
+        <w:rPr>
+          <w:sz w:val="24"/>
+          <w:szCs w:val="24"/>
+        </w:rPr>
+        <w:lastRenderedPageBreak/>
         <w:t>}</w:t>
       </w:r>
     </w:p>
     <w:p>
       <w:pPr>
-        <w:ind w:firstLine="720"/>
+        <w:pStyle w:val="NormalWeb"/>
+        <w:spacing w:before="0" w:beforeAutospacing="0" w:after="0" w:afterAutospacing="0"/>
         <w:jc w:val="both"/>
-      </w:pPr>
-      <w:r>
-        <w:t xml:space="preserve">The </w:t>
-      </w:r>
-      <w:r>
-        <w:t>`</w:t>
-      </w:r>
-      <w:r>
-        <w:t>@PersistenceContext</w:t>
-      </w:r>
-      <w:r>
-        <w:t>`</w:t>
-      </w:r>
-      <w:r>
-        <w:t xml:space="preserve"> annotation </w:t>
-      </w:r>
-      <w:r>
-        <w:t>instruct</w:t>
-      </w:r>
-      <w:r>
-        <w:t xml:space="preserve">s the server to </w:t>
-      </w:r>
-      <w:r>
-        <w:t xml:space="preserve">automatically </w:t>
-      </w:r>
-      <w:r>
-        <w:t>inject a database connection. You ask for a User, the server handles the connection, the transaction, and the cleanup.</w:t>
-      </w:r>
-    </w:p>
-    <w:p>
-      <w:pPr>
-        <w:ind w:firstLine="720"/>
+        <w:rPr>
+          <w:rFonts w:ascii="inherit" w:hAnsi="inherit"/>
+        </w:rPr>
+      </w:pPr>
+      <w:r>
+        <w:rPr>
+          <w:rFonts w:ascii="inherit" w:hAnsi="inherit"/>
+        </w:rPr>
+        <w:t>The `@PersistenceContext` annotation instructs the server to automatically inject a database connection. You ask for a User, the server handles the connection, the transaction, and the cleanup.</w:t>
+      </w:r>
+    </w:p>
+    <w:p>
+      <w:pPr>
+        <w:pStyle w:val="NormalWeb"/>
+        <w:spacing w:before="0" w:beforeAutospacing="0" w:after="0" w:afterAutospacing="0"/>
         <w:jc w:val="both"/>
-      </w:pPr>
-    </w:p>
-    <w:p>
-      <w:pPr>
-        <w:ind w:firstLine="720"/>
+        <w:rPr>
+          <w:rFonts w:ascii="inherit" w:hAnsi="inherit"/>
+        </w:rPr>
+      </w:pPr>
+      <w:r>
+        <w:rPr>
+          <w:rStyle w:val="Strong"/>
+          <w:rFonts w:ascii="inherit" w:hAnsi="inherit"/>
+        </w:rPr>
+        <w:t>JPA</w:t>
+      </w:r>
+      <w:r>
+        <w:rPr>
+          <w:rFonts w:ascii="inherit" w:hAnsi="inherit"/>
+        </w:rPr>
+        <w:t xml:space="preserve"> maps Java objects to database tables. You annotate a plain Java class, and JPA handles the SQL.</w:t>
+      </w:r>
+    </w:p>
+    <w:p>
+      <w:pPr>
+        <w:pStyle w:val="HTMLPreformatted"/>
+        <w:pBdr>
+          <w:top w:val="single" w:sz="6" w:space="0" w:color="E5E5E5"/>
+          <w:left w:val="single" w:sz="6" w:space="0" w:color="E5E5E5"/>
+          <w:bottom w:val="single" w:sz="6" w:space="0" w:color="E5E5E5"/>
+          <w:right w:val="single" w:sz="6" w:space="0" w:color="E5E5E5"/>
+        </w:pBdr>
+        <w:shd w:val="clear" w:color="auto" w:fill="F8F8F8"/>
+        <w:rPr>
+          <w:sz w:val="24"/>
+          <w:szCs w:val="24"/>
+        </w:rPr>
+      </w:pPr>
+      <w:r>
+        <w:rPr>
+          <w:rStyle w:val="hljs-meta"/>
+          <w:color w:val="995400"/>
+          <w:sz w:val="24"/>
+          <w:szCs w:val="24"/>
+        </w:rPr>
+        <w:t>@Entity</w:t>
+      </w:r>
+    </w:p>
+    <w:p>
+      <w:pPr>
+        <w:pStyle w:val="HTMLPreformatted"/>
+        <w:pBdr>
+          <w:top w:val="single" w:sz="6" w:space="0" w:color="E5E5E5"/>
+          <w:left w:val="single" w:sz="6" w:space="0" w:color="E5E5E5"/>
+          <w:bottom w:val="single" w:sz="6" w:space="0" w:color="E5E5E5"/>
+          <w:right w:val="single" w:sz="6" w:space="0" w:color="E5E5E5"/>
+        </w:pBdr>
+        <w:shd w:val="clear" w:color="auto" w:fill="F8F8F8"/>
+        <w:rPr>
+          <w:sz w:val="24"/>
+          <w:szCs w:val="24"/>
+        </w:rPr>
+      </w:pPr>
+      <w:r>
+        <w:rPr>
+          <w:rStyle w:val="hljs-meta"/>
+          <w:color w:val="995400"/>
+          <w:sz w:val="24"/>
+          <w:szCs w:val="24"/>
+        </w:rPr>
+        <w:t>@</w:t>
+      </w:r>
+      <w:proofErr w:type="gramStart"/>
+      <w:r>
+        <w:rPr>
+          <w:rStyle w:val="hljs-meta"/>
+          <w:color w:val="995400"/>
+          <w:sz w:val="24"/>
+          <w:szCs w:val="24"/>
+        </w:rPr>
+        <w:t>Table(</w:t>
+      </w:r>
+      <w:proofErr w:type="gramEnd"/>
+      <w:r>
+        <w:rPr>
+          <w:rStyle w:val="hljs-meta"/>
+          <w:color w:val="995400"/>
+          <w:sz w:val="24"/>
+          <w:szCs w:val="24"/>
+        </w:rPr>
+        <w:t xml:space="preserve">name = </w:t>
+      </w:r>
+      <w:r>
+        <w:rPr>
+          <w:rStyle w:val="hljs-string"/>
+          <w:color w:val="007500"/>
+          <w:sz w:val="24"/>
+          <w:szCs w:val="24"/>
+        </w:rPr>
+        <w:t>"users"</w:t>
+      </w:r>
+      <w:r>
+        <w:rPr>
+          <w:rStyle w:val="hljs-meta"/>
+          <w:color w:val="995400"/>
+          <w:sz w:val="24"/>
+          <w:szCs w:val="24"/>
+        </w:rPr>
+        <w:t>)</w:t>
+      </w:r>
+    </w:p>
+    <w:p>
+      <w:pPr>
+        <w:pStyle w:val="HTMLPreformatted"/>
+        <w:pBdr>
+          <w:top w:val="single" w:sz="6" w:space="0" w:color="E5E5E5"/>
+          <w:left w:val="single" w:sz="6" w:space="0" w:color="E5E5E5"/>
+          <w:bottom w:val="single" w:sz="6" w:space="0" w:color="E5E5E5"/>
+          <w:right w:val="single" w:sz="6" w:space="0" w:color="E5E5E5"/>
+        </w:pBdr>
+        <w:shd w:val="clear" w:color="auto" w:fill="F8F8F8"/>
+        <w:rPr>
+          <w:sz w:val="24"/>
+          <w:szCs w:val="24"/>
+        </w:rPr>
+      </w:pPr>
+      <w:r>
+        <w:rPr>
+          <w:rStyle w:val="hljs-keyword"/>
+          <w:color w:val="7928A1"/>
+          <w:sz w:val="24"/>
+          <w:szCs w:val="24"/>
+        </w:rPr>
+        <w:t>public</w:t>
+      </w:r>
+      <w:r>
+        <w:rPr>
+          <w:sz w:val="24"/>
+          <w:szCs w:val="24"/>
+        </w:rPr>
+        <w:t xml:space="preserve"> </w:t>
+      </w:r>
+      <w:r>
+        <w:rPr>
+          <w:rStyle w:val="hljs-keyword"/>
+          <w:color w:val="7928A1"/>
+          <w:sz w:val="24"/>
+          <w:szCs w:val="24"/>
+        </w:rPr>
+        <w:t>class</w:t>
+      </w:r>
+      <w:r>
+        <w:rPr>
+          <w:rStyle w:val="hljs-class"/>
+          <w:sz w:val="24"/>
+          <w:szCs w:val="24"/>
+        </w:rPr>
+        <w:t xml:space="preserve"> </w:t>
+      </w:r>
+      <w:r>
+        <w:rPr>
+          <w:rStyle w:val="hljs-title"/>
+          <w:color w:val="006F94"/>
+          <w:sz w:val="24"/>
+          <w:szCs w:val="24"/>
+        </w:rPr>
+        <w:t>User</w:t>
+      </w:r>
+      <w:r>
+        <w:rPr>
+          <w:rStyle w:val="hljs-class"/>
+          <w:sz w:val="24"/>
+          <w:szCs w:val="24"/>
+        </w:rPr>
+        <w:t xml:space="preserve"> </w:t>
+      </w:r>
+      <w:r>
+        <w:rPr>
+          <w:sz w:val="24"/>
+          <w:szCs w:val="24"/>
+        </w:rPr>
+        <w:t>{</w:t>
+      </w:r>
+    </w:p>
+    <w:p>
+      <w:pPr>
+        <w:pStyle w:val="HTMLPreformatted"/>
+        <w:pBdr>
+          <w:top w:val="single" w:sz="6" w:space="0" w:color="E5E5E5"/>
+          <w:left w:val="single" w:sz="6" w:space="0" w:color="E5E5E5"/>
+          <w:bottom w:val="single" w:sz="6" w:space="0" w:color="E5E5E5"/>
+          <w:right w:val="single" w:sz="6" w:space="0" w:color="E5E5E5"/>
+        </w:pBdr>
+        <w:shd w:val="clear" w:color="auto" w:fill="F8F8F8"/>
+        <w:rPr>
+          <w:sz w:val="24"/>
+          <w:szCs w:val="24"/>
+        </w:rPr>
+      </w:pPr>
+      <w:r>
+        <w:rPr>
+          <w:sz w:val="24"/>
+          <w:szCs w:val="24"/>
+        </w:rPr>
+        <w:t>   </w:t>
+      </w:r>
+      <w:r>
+        <w:rPr>
+          <w:rStyle w:val="hljs-meta"/>
+          <w:color w:val="995400"/>
+          <w:sz w:val="24"/>
+          <w:szCs w:val="24"/>
+        </w:rPr>
+        <w:t>@Id</w:t>
+      </w:r>
+    </w:p>
+    <w:p>
+      <w:pPr>
+        <w:pStyle w:val="HTMLPreformatted"/>
+        <w:pBdr>
+          <w:top w:val="single" w:sz="6" w:space="0" w:color="E5E5E5"/>
+          <w:left w:val="single" w:sz="6" w:space="0" w:color="E5E5E5"/>
+          <w:bottom w:val="single" w:sz="6" w:space="0" w:color="E5E5E5"/>
+          <w:right w:val="single" w:sz="6" w:space="0" w:color="E5E5E5"/>
+        </w:pBdr>
+        <w:shd w:val="clear" w:color="auto" w:fill="F8F8F8"/>
+        <w:rPr>
+          <w:sz w:val="24"/>
+          <w:szCs w:val="24"/>
+        </w:rPr>
+      </w:pPr>
+      <w:r>
+        <w:rPr>
+          <w:sz w:val="24"/>
+          <w:szCs w:val="24"/>
+        </w:rPr>
+        <w:t>   </w:t>
+      </w:r>
+      <w:r>
+        <w:rPr>
+          <w:rStyle w:val="hljs-meta"/>
+          <w:color w:val="995400"/>
+          <w:sz w:val="24"/>
+          <w:szCs w:val="24"/>
+        </w:rPr>
+        <w:t>@</w:t>
+      </w:r>
+      <w:proofErr w:type="gramStart"/>
+      <w:r>
+        <w:rPr>
+          <w:rStyle w:val="hljs-meta"/>
+          <w:color w:val="995400"/>
+          <w:sz w:val="24"/>
+          <w:szCs w:val="24"/>
+        </w:rPr>
+        <w:t>GeneratedValue(</w:t>
+      </w:r>
+      <w:proofErr w:type="gramEnd"/>
+      <w:r>
+        <w:rPr>
+          <w:rStyle w:val="hljs-meta"/>
+          <w:color w:val="995400"/>
+          <w:sz w:val="24"/>
+          <w:szCs w:val="24"/>
+        </w:rPr>
+        <w:t xml:space="preserve">strategy = </w:t>
+      </w:r>
+      <w:proofErr w:type="spellStart"/>
+      <w:r>
+        <w:rPr>
+          <w:rStyle w:val="hljs-meta"/>
+          <w:color w:val="995400"/>
+          <w:sz w:val="24"/>
+          <w:szCs w:val="24"/>
+        </w:rPr>
+        <w:t>GenerationType.IDENTITY</w:t>
+      </w:r>
+      <w:proofErr w:type="spellEnd"/>
+      <w:r>
+        <w:rPr>
+          <w:rStyle w:val="hljs-meta"/>
+          <w:color w:val="995400"/>
+          <w:sz w:val="24"/>
+          <w:szCs w:val="24"/>
+        </w:rPr>
+        <w:t>)</w:t>
+      </w:r>
+    </w:p>
+    <w:p>
+      <w:pPr>
+        <w:pStyle w:val="HTMLPreformatted"/>
+        <w:pBdr>
+          <w:top w:val="single" w:sz="6" w:space="0" w:color="E5E5E5"/>
+          <w:left w:val="single" w:sz="6" w:space="0" w:color="E5E5E5"/>
+          <w:bottom w:val="single" w:sz="6" w:space="0" w:color="E5E5E5"/>
+          <w:right w:val="single" w:sz="6" w:space="0" w:color="E5E5E5"/>
+        </w:pBdr>
+        <w:shd w:val="clear" w:color="auto" w:fill="F8F8F8"/>
+        <w:rPr>
+          <w:sz w:val="24"/>
+          <w:szCs w:val="24"/>
+        </w:rPr>
+      </w:pPr>
+      <w:r>
+        <w:rPr>
+          <w:sz w:val="24"/>
+          <w:szCs w:val="24"/>
+        </w:rPr>
+        <w:t>   </w:t>
+      </w:r>
+      <w:r>
+        <w:rPr>
+          <w:rStyle w:val="hljs-keyword"/>
+          <w:color w:val="7928A1"/>
+          <w:sz w:val="24"/>
+          <w:szCs w:val="24"/>
+        </w:rPr>
+        <w:t>private</w:t>
+      </w:r>
+      <w:r>
+        <w:rPr>
+          <w:sz w:val="24"/>
+          <w:szCs w:val="24"/>
+        </w:rPr>
+        <w:t xml:space="preserve"> </w:t>
+      </w:r>
+      <w:proofErr w:type="gramStart"/>
+      <w:r>
+        <w:rPr>
+          <w:rStyle w:val="hljs-builtin"/>
+          <w:color w:val="995400"/>
+          <w:sz w:val="24"/>
+          <w:szCs w:val="24"/>
+        </w:rPr>
+        <w:t>Long</w:t>
+      </w:r>
+      <w:proofErr w:type="gramEnd"/>
+      <w:r>
+        <w:rPr>
+          <w:sz w:val="24"/>
+          <w:szCs w:val="24"/>
+        </w:rPr>
+        <w:t xml:space="preserve"> id;</w:t>
+      </w:r>
+    </w:p>
+    <w:p>
+      <w:pPr>
+        <w:pStyle w:val="HTMLPreformatted"/>
+        <w:pBdr>
+          <w:top w:val="single" w:sz="6" w:space="0" w:color="E5E5E5"/>
+          <w:left w:val="single" w:sz="6" w:space="0" w:color="E5E5E5"/>
+          <w:bottom w:val="single" w:sz="6" w:space="0" w:color="E5E5E5"/>
+          <w:right w:val="single" w:sz="6" w:space="0" w:color="E5E5E5"/>
+        </w:pBdr>
+        <w:shd w:val="clear" w:color="auto" w:fill="F8F8F8"/>
+        <w:rPr>
+          <w:sz w:val="24"/>
+          <w:szCs w:val="24"/>
+        </w:rPr>
+      </w:pPr>
+    </w:p>
+    <w:p>
+      <w:pPr>
+        <w:pStyle w:val="HTMLPreformatted"/>
+        <w:pBdr>
+          <w:top w:val="single" w:sz="6" w:space="0" w:color="E5E5E5"/>
+          <w:left w:val="single" w:sz="6" w:space="0" w:color="E5E5E5"/>
+          <w:bottom w:val="single" w:sz="6" w:space="0" w:color="E5E5E5"/>
+          <w:right w:val="single" w:sz="6" w:space="0" w:color="E5E5E5"/>
+        </w:pBdr>
+        <w:shd w:val="clear" w:color="auto" w:fill="F8F8F8"/>
+        <w:rPr>
+          <w:sz w:val="24"/>
+          <w:szCs w:val="24"/>
+        </w:rPr>
+      </w:pPr>
+      <w:r>
+        <w:rPr>
+          <w:sz w:val="24"/>
+          <w:szCs w:val="24"/>
+        </w:rPr>
+        <w:t>   </w:t>
+      </w:r>
+      <w:r>
+        <w:rPr>
+          <w:rStyle w:val="hljs-keyword"/>
+          <w:color w:val="7928A1"/>
+          <w:sz w:val="24"/>
+          <w:szCs w:val="24"/>
+        </w:rPr>
+        <w:t>private</w:t>
+      </w:r>
+      <w:r>
+        <w:rPr>
+          <w:sz w:val="24"/>
+          <w:szCs w:val="24"/>
+        </w:rPr>
+        <w:t xml:space="preserve"> String name;</w:t>
+      </w:r>
+    </w:p>
+    <w:p>
+      <w:pPr>
+        <w:pStyle w:val="HTMLPreformatted"/>
+        <w:pBdr>
+          <w:top w:val="single" w:sz="6" w:space="0" w:color="E5E5E5"/>
+          <w:left w:val="single" w:sz="6" w:space="0" w:color="E5E5E5"/>
+          <w:bottom w:val="single" w:sz="6" w:space="0" w:color="E5E5E5"/>
+          <w:right w:val="single" w:sz="6" w:space="0" w:color="E5E5E5"/>
+        </w:pBdr>
+        <w:shd w:val="clear" w:color="auto" w:fill="F8F8F8"/>
+        <w:rPr>
+          <w:sz w:val="24"/>
+          <w:szCs w:val="24"/>
+        </w:rPr>
+      </w:pPr>
+      <w:r>
+        <w:rPr>
+          <w:sz w:val="24"/>
+          <w:szCs w:val="24"/>
+        </w:rPr>
+        <w:t>   </w:t>
+      </w:r>
+      <w:r>
+        <w:rPr>
+          <w:rStyle w:val="hljs-keyword"/>
+          <w:color w:val="7928A1"/>
+          <w:sz w:val="24"/>
+          <w:szCs w:val="24"/>
+        </w:rPr>
+        <w:t>private</w:t>
+      </w:r>
+      <w:r>
+        <w:rPr>
+          <w:sz w:val="24"/>
+          <w:szCs w:val="24"/>
+        </w:rPr>
+        <w:t xml:space="preserve"> String email;</w:t>
+      </w:r>
+    </w:p>
+    <w:p>
+      <w:pPr>
+        <w:pStyle w:val="HTMLPreformatted"/>
+        <w:pBdr>
+          <w:top w:val="single" w:sz="6" w:space="0" w:color="E5E5E5"/>
+          <w:left w:val="single" w:sz="6" w:space="0" w:color="E5E5E5"/>
+          <w:bottom w:val="single" w:sz="6" w:space="0" w:color="E5E5E5"/>
+          <w:right w:val="single" w:sz="6" w:space="0" w:color="E5E5E5"/>
+        </w:pBdr>
+        <w:shd w:val="clear" w:color="auto" w:fill="F8F8F8"/>
+        <w:rPr>
+          <w:sz w:val="24"/>
+          <w:szCs w:val="24"/>
+        </w:rPr>
+      </w:pPr>
+    </w:p>
+    <w:p>
+      <w:pPr>
+        <w:pStyle w:val="HTMLPreformatted"/>
+        <w:pBdr>
+          <w:top w:val="single" w:sz="6" w:space="0" w:color="E5E5E5"/>
+          <w:left w:val="single" w:sz="6" w:space="0" w:color="E5E5E5"/>
+          <w:bottom w:val="single" w:sz="6" w:space="0" w:color="E5E5E5"/>
+          <w:right w:val="single" w:sz="6" w:space="0" w:color="E5E5E5"/>
+        </w:pBdr>
+        <w:shd w:val="clear" w:color="auto" w:fill="F8F8F8"/>
+        <w:rPr>
+          <w:sz w:val="24"/>
+          <w:szCs w:val="24"/>
+        </w:rPr>
+      </w:pPr>
+      <w:r>
+        <w:rPr>
+          <w:sz w:val="24"/>
+          <w:szCs w:val="24"/>
+        </w:rPr>
+        <w:t>   </w:t>
+      </w:r>
+      <w:r>
+        <w:rPr>
+          <w:rStyle w:val="hljs-comment"/>
+          <w:color w:val="474747"/>
+          <w:sz w:val="24"/>
+          <w:szCs w:val="24"/>
+        </w:rPr>
+        <w:t>// getters and setters</w:t>
+      </w:r>
+    </w:p>
+    <w:p>
+      <w:pPr>
+        <w:pStyle w:val="HTMLPreformatted"/>
+        <w:pBdr>
+          <w:top w:val="single" w:sz="6" w:space="0" w:color="E5E5E5"/>
+          <w:left w:val="single" w:sz="6" w:space="0" w:color="E5E5E5"/>
+          <w:bottom w:val="single" w:sz="6" w:space="0" w:color="E5E5E5"/>
+          <w:right w:val="single" w:sz="6" w:space="0" w:color="E5E5E5"/>
+        </w:pBdr>
+        <w:shd w:val="clear" w:color="auto" w:fill="F8F8F8"/>
+        <w:rPr>
+          <w:sz w:val="24"/>
+          <w:szCs w:val="24"/>
+        </w:rPr>
+      </w:pPr>
+      <w:r>
+        <w:rPr>
+          <w:sz w:val="24"/>
+          <w:szCs w:val="24"/>
+        </w:rPr>
+        <w:t>}</w:t>
+      </w:r>
+    </w:p>
+    <w:p>
+      <w:pPr>
+        <w:pStyle w:val="NormalWeb"/>
+        <w:spacing w:before="0" w:beforeAutospacing="0" w:after="0" w:afterAutospacing="0"/>
         <w:jc w:val="both"/>
-      </w:pPr>
-      <w:r>
-        <w:rPr>
-          <w:b/>
-          <w:bCs/>
-        </w:rPr>
-        <w:t>JPA</w:t>
-      </w:r>
-      <w:r>
-        <w:t xml:space="preserve"> maps Java objects to database tables. You annotate a plain Java class</w:t>
-      </w:r>
-      <w:r>
-        <w:t>,</w:t>
-      </w:r>
-      <w:r>
-        <w:t xml:space="preserve"> and JPA handles the SQL.</w:t>
-      </w:r>
-    </w:p>
-    <w:p>
-      <w:r>
-        <w:t>java</w:t>
-      </w:r>
-    </w:p>
-    <w:p>
-      <w:r>
-        <w:t>@Entity</w:t>
-      </w:r>
-    </w:p>
-    <w:p>
-      <w:r>
-        <w:t>@</w:t>
-      </w:r>
-      <w:proofErr w:type="gramStart"/>
-      <w:r>
-        <w:t>Table(</w:t>
-      </w:r>
-      <w:proofErr w:type="gramEnd"/>
-      <w:r>
-        <w:t>name = "users")</w:t>
-      </w:r>
-    </w:p>
-    <w:p>
-      <w:r>
-        <w:t>public class User {</w:t>
-      </w:r>
-    </w:p>
-    <w:p>
-      <w:r>
-        <w:t xml:space="preserve">    @Id</w:t>
-      </w:r>
-    </w:p>
-    <w:p>
-      <w:r>
-        <w:t xml:space="preserve">    @</w:t>
-      </w:r>
-      <w:proofErr w:type="gramStart"/>
-      <w:r>
-        <w:t>GeneratedValue(</w:t>
-      </w:r>
-      <w:proofErr w:type="gramEnd"/>
-      <w:r>
-        <w:t xml:space="preserve">strategy = </w:t>
-      </w:r>
-      <w:proofErr w:type="spellStart"/>
-      <w:r>
-        <w:t>GenerationType.IDENTITY</w:t>
-      </w:r>
-      <w:proofErr w:type="spellEnd"/>
-      <w:r>
-        <w:t>)</w:t>
-      </w:r>
-    </w:p>
-    <w:p>
-      <w:r>
-        <w:t xml:space="preserve">    private </w:t>
-      </w:r>
-      <w:proofErr w:type="gramStart"/>
-      <w:r>
-        <w:t>Long</w:t>
-      </w:r>
-      <w:proofErr w:type="gramEnd"/>
-      <w:r>
-        <w:t xml:space="preserve"> id;</w:t>
-      </w:r>
-    </w:p>
-    <w:p/>
-    <w:p>
-      <w:r>
-        <w:lastRenderedPageBreak/>
-        <w:t xml:space="preserve">    private String name;</w:t>
-      </w:r>
-    </w:p>
-    <w:p>
-      <w:r>
-        <w:t xml:space="preserve">    private String email;</w:t>
-      </w:r>
-    </w:p>
-    <w:p/>
-    <w:p>
-      <w:r>
-        <w:t xml:space="preserve">    // getters and setters</w:t>
-      </w:r>
-    </w:p>
-    <w:p>
-      <w:r>
-        <w:t>}</w:t>
-      </w:r>
-    </w:p>
-    <w:p>
-      <w:pPr>
-        <w:ind w:firstLine="720"/>
-        <w:jc w:val="both"/>
-      </w:pPr>
-      <w:r>
-        <w:t xml:space="preserve">That </w:t>
-      </w:r>
-      <w:r>
-        <w:t>`</w:t>
-      </w:r>
-      <w:r>
-        <w:t>@Entity</w:t>
-      </w:r>
-      <w:r>
-        <w:t>`</w:t>
-      </w:r>
-      <w:r>
-        <w:t xml:space="preserve"> annotation tells JPA this class maps to a database table. </w:t>
-      </w:r>
-      <w:r>
-        <w:t>`</w:t>
-      </w:r>
-      <w:r>
-        <w:t xml:space="preserve">@Id </w:t>
-      </w:r>
-      <w:r>
-        <w:t>`</w:t>
-      </w:r>
-      <w:r>
-        <w:t xml:space="preserve">marks the primary key. When you call </w:t>
-      </w:r>
-      <w:r>
-        <w:t>`</w:t>
+        <w:rPr>
+          <w:rFonts w:ascii="inherit" w:hAnsi="inherit"/>
+        </w:rPr>
+      </w:pPr>
+      <w:r>
+        <w:rPr>
+          <w:rFonts w:ascii="inherit" w:hAnsi="inherit"/>
+        </w:rPr>
+        <w:t>That `@Entity` annotation tells JPA this class maps to a database table. `@Id `marks the primary key. When you call `</w:t>
       </w:r>
       <w:proofErr w:type="spellStart"/>
       <w:proofErr w:type="gramStart"/>
       <w:r>
+        <w:rPr>
+          <w:rFonts w:ascii="inherit" w:hAnsi="inherit"/>
+        </w:rPr>
         <w:t>em.find</w:t>
       </w:r>
       <w:proofErr w:type="spellEnd"/>
       <w:proofErr w:type="gramEnd"/>
       <w:r>
+        <w:rPr>
+          <w:rFonts w:ascii="inherit" w:hAnsi="inherit"/>
+        </w:rPr>
         <w:t>(</w:t>
       </w:r>
       <w:proofErr w:type="spellStart"/>
       <w:r>
+        <w:rPr>
+          <w:rFonts w:ascii="inherit" w:hAnsi="inherit"/>
+        </w:rPr>
         <w:t>User.class</w:t>
       </w:r>
       <w:proofErr w:type="spellEnd"/>
       <w:r>
+        <w:rPr>
+          <w:rFonts w:ascii="inherit" w:hAnsi="inherit"/>
+        </w:rPr>
         <w:t xml:space="preserve">, </w:t>
       </w:r>
       <w:proofErr w:type="gramStart"/>
       <w:r>
-        <w:t>id)</w:t>
-      </w:r>
-      <w:r>
-        <w:t>`</w:t>
+        <w:rPr>
+          <w:rFonts w:ascii="inherit" w:hAnsi="inherit"/>
+        </w:rPr>
+        <w:t>id)`</w:t>
       </w:r>
       <w:proofErr w:type="gramEnd"/>
       <w:r>
+        <w:rPr>
+          <w:rFonts w:ascii="inherit" w:hAnsi="inherit"/>
+        </w:rPr>
         <w:t xml:space="preserve"> in the EJB above, JPA translates that into a SQL SELECT and maps the result back into a </w:t>
       </w:r>
       <w:proofErr w:type="gramStart"/>
       <w:r>
+        <w:rPr>
+          <w:rFonts w:ascii="inherit" w:hAnsi="inherit"/>
+        </w:rPr>
         <w:t>User</w:t>
       </w:r>
       <w:proofErr w:type="gramEnd"/>
       <w:r>
+        <w:rPr>
+          <w:rFonts w:ascii="inherit" w:hAnsi="inherit"/>
+        </w:rPr>
         <w:t xml:space="preserve"> object. You never write the SQL yourself.</w:t>
       </w:r>
     </w:p>
     <w:p>
       <w:pPr>
-        <w:ind w:firstLine="720"/>
+        <w:pStyle w:val="NormalWeb"/>
+        <w:spacing w:before="0" w:beforeAutospacing="0" w:after="0" w:afterAutospacing="0"/>
         <w:jc w:val="both"/>
-      </w:pPr>
-      <w:r>
-        <w:t xml:space="preserve">These three components work together in a chain. The servlet receives the HTTP request and calls the EJB. The EJB runs the business logic and calls </w:t>
-      </w:r>
-      <w:r>
-        <w:t xml:space="preserve">the </w:t>
-      </w:r>
-      <w:r>
-        <w:t>JPA</w:t>
-      </w:r>
-      <w:r>
-        <w:t xml:space="preserve"> layer</w:t>
-      </w:r>
-      <w:r>
-        <w:t>. JPA talks to the database and returns the result back up the chain. The application server manages the connections, transactions, and threading at every step</w:t>
-      </w:r>
-      <w:r>
-        <w:t>,</w:t>
-      </w:r>
-      <w:r>
-        <w:t xml:space="preserve"> which is exactly the overhead that </w:t>
-      </w:r>
-      <w:r>
-        <w:t>makes</w:t>
-      </w:r>
-      <w:r>
-        <w:t xml:space="preserve"> JEE valuable for enterprise applications</w:t>
-      </w:r>
-      <w:r>
-        <w:t>.</w:t>
-      </w:r>
-    </w:p>
-    <w:p>
-      <w:pPr>
-        <w:rPr>
-          <w:rStyle w:val="IntenseReference"/>
-        </w:rPr>
-      </w:pPr>
-      <w:r>
-        <w:rPr>
-          <w:rStyle w:val="IntenseReference"/>
+        <w:rPr>
+          <w:rFonts w:ascii="inherit" w:hAnsi="inherit"/>
+        </w:rPr>
+      </w:pPr>
+      <w:r>
+        <w:rPr>
+          <w:rFonts w:ascii="inherit" w:hAnsi="inherit"/>
+        </w:rPr>
+        <w:t>These three components work together in a chain. The servlet receives the HTTP request and calls the EJB. The EJB runs the business logic and calls the JPA layer. JPA talks to the database and returns the result back up the chain. The application server manages the connections, transactions, and threading at every step, which is exactly the overhead that makes JEE valuable for enterprise applications.</w:t>
+      </w:r>
+    </w:p>
+    <w:p>
+      <w:pPr>
+        <w:pStyle w:val="NormalWeb"/>
+        <w:spacing w:before="0" w:beforeAutospacing="0" w:after="0" w:afterAutospacing="0"/>
+        <w:jc w:val="both"/>
+        <w:rPr>
+          <w:rFonts w:ascii="inherit" w:hAnsi="inherit"/>
+        </w:rPr>
+      </w:pPr>
+    </w:p>
+    <w:p>
+      <w:pPr>
+        <w:pStyle w:val="NormalWeb"/>
+        <w:spacing w:before="0" w:beforeAutospacing="0" w:after="0" w:afterAutospacing="0"/>
+        <w:rPr>
+          <w:rFonts w:ascii="inherit" w:hAnsi="inherit"/>
+        </w:rPr>
+      </w:pPr>
+      <w:r>
+        <w:rPr>
+          <w:rStyle w:val="Strong"/>
+          <w:rFonts w:ascii="inherit" w:hAnsi="inherit"/>
+          <w:color w:val="0F4761"/>
         </w:rPr>
         <w:t>Why:</w:t>
       </w:r>
     </w:p>
     <w:p>
       <w:pPr>
-        <w:ind w:firstLine="720"/>
+        <w:pStyle w:val="NormalWeb"/>
+        <w:spacing w:before="0" w:beforeAutospacing="0" w:after="0" w:afterAutospacing="0"/>
         <w:jc w:val="both"/>
-      </w:pPr>
-      <w:r>
-        <w:t xml:space="preserve">Enterprise software in the late 1990s was a mess. Every vendor had their own runtime, their own APIs, </w:t>
-      </w:r>
-      <w:r>
-        <w:t xml:space="preserve">and </w:t>
-      </w:r>
-      <w:r>
-        <w:t xml:space="preserve">their own way of doing things. </w:t>
-      </w:r>
-      <w:r>
-        <w:t>This meant i</w:t>
-      </w:r>
-      <w:r>
-        <w:t xml:space="preserve">f you built on one vendor's stack and needed to switch infrastructure, you </w:t>
-      </w:r>
-      <w:r>
-        <w:t>needed to rewrite</w:t>
-      </w:r>
-      <w:r>
-        <w:t xml:space="preserve"> your code</w:t>
-      </w:r>
-      <w:r>
-        <w:t>!</w:t>
-      </w:r>
-      <w:r>
-        <w:t xml:space="preserve"> </w:t>
-      </w:r>
-      <w:r>
-        <w:t>Not only is that a massive maintainability problem, but it’s also a business risk!</w:t>
-      </w:r>
-    </w:p>
-    <w:p>
-      <w:pPr>
-        <w:ind w:firstLine="720"/>
+        <w:rPr>
+          <w:rFonts w:ascii="inherit" w:hAnsi="inherit"/>
+        </w:rPr>
+      </w:pPr>
+      <w:r>
+        <w:rPr>
+          <w:rFonts w:ascii="inherit" w:hAnsi="inherit"/>
+        </w:rPr>
+        <w:t>Enterprise software in the late 1990s was a mess. Every vendor had their own runtime, their own APIs, and their own way of doing things. This meant if you built on one vendor's stack and needed to switch infrastructure, you needed to rewrite your code! Not only is that a massive maintainability problem, but it’s also a business risk!</w:t>
+      </w:r>
+    </w:p>
+    <w:p>
+      <w:pPr>
+        <w:pStyle w:val="NormalWeb"/>
+        <w:spacing w:before="0" w:beforeAutospacing="0" w:after="0" w:afterAutospacing="0"/>
         <w:jc w:val="both"/>
-      </w:pPr>
-      <w:r>
-        <w:t>JEE fixed this by standardizing the runtime itself. Write to the spec, not the vendor. Your code becomes portable</w:t>
-      </w:r>
-      <w:r>
-        <w:t xml:space="preserve">, </w:t>
-      </w:r>
-      <w:r>
-        <w:t>and you stop being locked into whoever sold you your server.</w:t>
-      </w:r>
-      <w:r>
-        <w:t xml:space="preserve">  In other words, you don’t have to build from the ground up for every application, and you can reuse code you’ve written for other applications.</w:t>
-      </w:r>
-    </w:p>
-    <w:p>
-      <w:pPr>
-        <w:ind w:firstLine="720"/>
+        <w:rPr>
+          <w:rFonts w:ascii="inherit" w:hAnsi="inherit"/>
+        </w:rPr>
+      </w:pPr>
+      <w:r>
+        <w:rPr>
+          <w:rFonts w:ascii="inherit" w:hAnsi="inherit"/>
+        </w:rPr>
+        <w:t>JEE fixed this by standardizing the runtime itself. Write to the spec, not the vendor. Your code becomes portable, and you stop being locked into whoever sold you your server. In other words, you don’t have to build from the ground up for every application, and you can reuse code you’ve written for other applications.</w:t>
+      </w:r>
+    </w:p>
+    <w:p>
+      <w:pPr>
+        <w:pStyle w:val="NormalWeb"/>
+        <w:spacing w:before="0" w:beforeAutospacing="0" w:after="0" w:afterAutospacing="0"/>
         <w:jc w:val="both"/>
+        <w:rPr>
+          <w:rFonts w:ascii="inherit" w:hAnsi="inherit"/>
+        </w:rPr>
+      </w:pPr>
+      <w:r>
+        <w:rPr>
+          <w:rFonts w:ascii="inherit" w:hAnsi="inherit"/>
+        </w:rPr>
+        <w:t>JEE didn't get replaced; it became Jakarta EE after Oracle handed stewardship to the Eclipse Foundation. Every Jakarta EE application today connects directly back to those 1999 specs. That's 25 years of relevance for a platform most developers don't think about anymore. This is because it solved the problem so well that many don’t even realize it was a problem to begin with.</w:t>
+      </w:r>
+    </w:p>
+    <w:p>
+      <w:pPr>
+        <w:pStyle w:val="NormalWeb"/>
+        <w:spacing w:before="0" w:beforeAutospacing="0" w:after="0" w:afterAutospacing="0"/>
+        <w:rPr>
+          <w:rFonts w:ascii="inherit" w:hAnsi="inherit"/>
+        </w:rPr>
+      </w:pPr>
+    </w:p>
+    <w:p>
+      <w:pPr>
+        <w:pStyle w:val="Heading2"/>
         <w:rPr>
           <w:rStyle w:val="IntenseReference"/>
           <w:b w:val="0"/>
@@ -773,21 +1799,6 @@
           <w:spacing w:val="0"/>
         </w:rPr>
       </w:pPr>
-      <w:r>
-        <w:t>JEE didn't get replaced</w:t>
-      </w:r>
-      <w:r>
-        <w:t xml:space="preserve">; </w:t>
-      </w:r>
-      <w:r>
-        <w:t>it became Jakarta EE after Oracle handed stewardship to the Eclipse Foundation. Every Jakarta EE application today connects directly back to those 1999 specs. That's 25 years of relevance for a platform most developers don't think about anymore</w:t>
-      </w:r>
-      <w:r>
-        <w:t xml:space="preserve">.  This is because it solved the problem so well that </w:t>
-      </w:r>
-      <w:r>
-        <w:t>many don’t even realize it was a problem to begin with.</w:t>
-      </w:r>
     </w:p>
     <w:sectPr>
       <w:pgSz w:w="12240" w:h="15840"/>
@@ -1401,6 +2412,7 @@
   <w:style w:type="character" w:default="1" w:styleId="DefaultParagraphFont">
     <w:name w:val="Default Paragraph Font"/>
     <w:uiPriority w:val="1"/>
+    <w:semiHidden/>
     <w:unhideWhenUsed/>
   </w:style>
   <w:style w:type="table" w:default="1" w:styleId="TableNormal">
@@ -1712,6 +2724,125 @@
       <w:color w:val="0F4761" w:themeColor="accent1" w:themeShade="BF"/>
       <w:spacing w:val="5"/>
     </w:rPr>
+  </w:style>
+  <w:style w:type="character" w:styleId="Strong">
+    <w:name w:val="Strong"/>
+    <w:basedOn w:val="DefaultParagraphFont"/>
+    <w:uiPriority w:val="22"/>
+    <w:qFormat/>
+    <w:rsid w:val="00E37CDE"/>
+    <w:rPr>
+      <w:b/>
+      <w:bCs/>
+    </w:rPr>
+  </w:style>
+  <w:style w:type="paragraph" w:styleId="NormalWeb">
+    <w:name w:val="Normal (Web)"/>
+    <w:basedOn w:val="Normal"/>
+    <w:uiPriority w:val="99"/>
+    <w:semiHidden/>
+    <w:unhideWhenUsed/>
+    <w:rsid w:val="00E37CDE"/>
+    <w:pPr>
+      <w:spacing w:before="100" w:beforeAutospacing="1" w:after="100" w:afterAutospacing="1" w:line="240" w:lineRule="auto"/>
+    </w:pPr>
+    <w:rPr>
+      <w:rFonts w:ascii="Times New Roman" w:eastAsia="Times New Roman" w:hAnsi="Times New Roman" w:cs="Times New Roman"/>
+      <w:kern w:val="0"/>
+      <w14:ligatures w14:val="none"/>
+    </w:rPr>
+  </w:style>
+  <w:style w:type="paragraph" w:styleId="HTMLPreformatted">
+    <w:name w:val="HTML Preformatted"/>
+    <w:basedOn w:val="Normal"/>
+    <w:link w:val="HTMLPreformattedChar"/>
+    <w:uiPriority w:val="99"/>
+    <w:semiHidden/>
+    <w:unhideWhenUsed/>
+    <w:rsid w:val="00E37CDE"/>
+    <w:pPr>
+      <w:tabs>
+        <w:tab w:val="left" w:pos="916"/>
+        <w:tab w:val="left" w:pos="1832"/>
+        <w:tab w:val="left" w:pos="2748"/>
+        <w:tab w:val="left" w:pos="3664"/>
+        <w:tab w:val="left" w:pos="4580"/>
+        <w:tab w:val="left" w:pos="5496"/>
+        <w:tab w:val="left" w:pos="6412"/>
+        <w:tab w:val="left" w:pos="7328"/>
+        <w:tab w:val="left" w:pos="8244"/>
+        <w:tab w:val="left" w:pos="9160"/>
+        <w:tab w:val="left" w:pos="10076"/>
+        <w:tab w:val="left" w:pos="10992"/>
+        <w:tab w:val="left" w:pos="11908"/>
+        <w:tab w:val="left" w:pos="12824"/>
+        <w:tab w:val="left" w:pos="13740"/>
+        <w:tab w:val="left" w:pos="14656"/>
+      </w:tabs>
+      <w:spacing w:after="0" w:line="240" w:lineRule="auto"/>
+    </w:pPr>
+    <w:rPr>
+      <w:rFonts w:ascii="Courier New" w:eastAsia="Times New Roman" w:hAnsi="Courier New" w:cs="Courier New"/>
+      <w:kern w:val="0"/>
+      <w:sz w:val="20"/>
+      <w:szCs w:val="20"/>
+      <w14:ligatures w14:val="none"/>
+    </w:rPr>
+  </w:style>
+  <w:style w:type="character" w:customStyle="1" w:styleId="HTMLPreformattedChar">
+    <w:name w:val="HTML Preformatted Char"/>
+    <w:basedOn w:val="DefaultParagraphFont"/>
+    <w:link w:val="HTMLPreformatted"/>
+    <w:uiPriority w:val="99"/>
+    <w:semiHidden/>
+    <w:rsid w:val="00E37CDE"/>
+    <w:rPr>
+      <w:rFonts w:ascii="Courier New" w:eastAsia="Times New Roman" w:hAnsi="Courier New" w:cs="Courier New"/>
+      <w:kern w:val="0"/>
+      <w:sz w:val="20"/>
+      <w:szCs w:val="20"/>
+      <w14:ligatures w14:val="none"/>
+    </w:rPr>
+  </w:style>
+  <w:style w:type="character" w:customStyle="1" w:styleId="hljs-meta">
+    <w:name w:val="hljs-meta"/>
+    <w:basedOn w:val="DefaultParagraphFont"/>
+    <w:rsid w:val="00E37CDE"/>
+  </w:style>
+  <w:style w:type="character" w:customStyle="1" w:styleId="hljs-keyword">
+    <w:name w:val="hljs-keyword"/>
+    <w:basedOn w:val="DefaultParagraphFont"/>
+    <w:rsid w:val="00E37CDE"/>
+  </w:style>
+  <w:style w:type="character" w:customStyle="1" w:styleId="hljs-title">
+    <w:name w:val="hljs-title"/>
+    <w:basedOn w:val="DefaultParagraphFont"/>
+    <w:rsid w:val="00E37CDE"/>
+  </w:style>
+  <w:style w:type="character" w:customStyle="1" w:styleId="hljs-params">
+    <w:name w:val="hljs-params"/>
+    <w:basedOn w:val="DefaultParagraphFont"/>
+    <w:rsid w:val="00E37CDE"/>
+  </w:style>
+  <w:style w:type="character" w:customStyle="1" w:styleId="hljs-string">
+    <w:name w:val="hljs-string"/>
+    <w:basedOn w:val="DefaultParagraphFont"/>
+    <w:rsid w:val="00E37CDE"/>
+  </w:style>
+  <w:style w:type="character" w:customStyle="1" w:styleId="hljs-class">
+    <w:name w:val="hljs-class"/>
+    <w:basedOn w:val="DefaultParagraphFont"/>
+    <w:rsid w:val="00E37CDE"/>
+  </w:style>
+  <w:style w:type="character" w:customStyle="1" w:styleId="hljs-builtin">
+    <w:name w:val="hljs-built_in"/>
+    <w:basedOn w:val="DefaultParagraphFont"/>
+    <w:rsid w:val="00E37CDE"/>
+  </w:style>
+  <w:style w:type="character" w:customStyle="1" w:styleId="hljs-comment">
+    <w:name w:val="hljs-comment"/>
+    <w:basedOn w:val="DefaultParagraphFont"/>
+    <w:rsid w:val="00E37CDE"/>
   </w:style>
 </w:styles>
 </file>

--- a/Module-1/Module 1 Discussion.docx
+++ b/Module-1/Module 1 Discussion.docx
@@ -20,6 +20,7 @@
     <w:p>
       <w:pPr>
         <w:pStyle w:val="Heading4"/>
+        <w:shd w:val="clear" w:color="auto" w:fill="FFFFFF"/>
         <w:spacing w:before="0" w:after="0"/>
         <w:rPr>
           <w:rFonts w:ascii="Open Sans" w:hAnsi="Open Sans" w:cs="Open Sans"/>
@@ -30,10 +31,8 @@
       </w:pPr>
       <w:r>
         <w:rPr>
-          <w:rStyle w:val="Strong"/>
-          <w:rFonts w:ascii="Open Sans" w:hAnsi="Open Sans" w:cs="Open Sans"/>
-          <w:b w:val="0"/>
-          <w:bCs w:val="0"/>
+          <w:rStyle w:val="Emphasis"/>
+          <w:rFonts w:ascii="Open Sans" w:hAnsi="Open Sans" w:cs="Open Sans"/>
           <w:color w:val="262626"/>
           <w:sz w:val="36"/>
           <w:szCs w:val="36"/>
@@ -44,25 +43,44 @@
     <w:p>
       <w:pPr>
         <w:pStyle w:val="NormalWeb"/>
+        <w:shd w:val="clear" w:color="auto" w:fill="FFFFFF"/>
         <w:spacing w:before="0" w:beforeAutospacing="0" w:after="0" w:afterAutospacing="0"/>
         <w:rPr>
-          <w:rFonts w:ascii="inherit" w:hAnsi="inherit"/>
-        </w:rPr>
-      </w:pPr>
+          <w:rFonts w:ascii="Open Sans" w:hAnsi="Open Sans" w:cs="Open Sans"/>
+          <w:color w:val="262626"/>
+          <w:sz w:val="21"/>
+          <w:szCs w:val="21"/>
+        </w:rPr>
+      </w:pPr>
+      <w:r>
+        <w:rPr>
+          <w:rFonts w:ascii="Open Sans" w:hAnsi="Open Sans" w:cs="Open Sans"/>
+          <w:color w:val="262626"/>
+          <w:sz w:val="21"/>
+          <w:szCs w:val="21"/>
+        </w:rPr>
+        <w:t> </w:t>
+      </w:r>
     </w:p>
     <w:p>
       <w:pPr>
         <w:pStyle w:val="NormalWeb"/>
+        <w:shd w:val="clear" w:color="auto" w:fill="FFFFFF"/>
         <w:spacing w:before="0" w:beforeAutospacing="0" w:after="0" w:afterAutospacing="0"/>
         <w:rPr>
-          <w:rFonts w:ascii="inherit" w:hAnsi="inherit"/>
+          <w:rFonts w:ascii="Open Sans" w:hAnsi="Open Sans" w:cs="Open Sans"/>
+          <w:color w:val="262626"/>
+          <w:sz w:val="21"/>
+          <w:szCs w:val="21"/>
         </w:rPr>
       </w:pPr>
       <w:r>
         <w:rPr>
           <w:rStyle w:val="Strong"/>
-          <w:rFonts w:ascii="inherit" w:hAnsi="inherit"/>
+          <w:rFonts w:ascii="Open Sans" w:hAnsi="Open Sans" w:cs="Open Sans"/>
           <w:color w:val="0F4761"/>
+          <w:sz w:val="21"/>
+          <w:szCs w:val="21"/>
         </w:rPr>
         <w:t>What:</w:t>
       </w:r>
@@ -70,69 +88,67 @@
     <w:p>
       <w:pPr>
         <w:pStyle w:val="NormalWeb"/>
+        <w:shd w:val="clear" w:color="auto" w:fill="FFFFFF"/>
         <w:spacing w:before="0" w:beforeAutospacing="0" w:after="0" w:afterAutospacing="0"/>
         <w:jc w:val="both"/>
         <w:rPr>
-          <w:rFonts w:ascii="inherit" w:hAnsi="inherit"/>
-        </w:rPr>
-      </w:pPr>
-      <w:r>
-        <w:rPr>
-          <w:rFonts w:ascii="inherit" w:hAnsi="inherit"/>
-        </w:rPr>
-        <w:t xml:space="preserve">Java Enterprise Edition (JEE) is a set of specifications that extends standard Java to support large-scale, distributed, enterprise applications. It is especially well-suited for supporting multi-tiered applications with separate layers (UI, Business Logic, and Database). Sun Microsystems introduced it in 1999 as J2EE (Java 2 Platform, Enterprise Edition). Eventually, this was handed over to The Eclipse Foundation, which renamed it Jakarta EE. It defines standards for web services, component architecture, security, and database connectivity, enabling applications to run consistently across compliant servers such as </w:t>
-      </w:r>
-      <w:proofErr w:type="spellStart"/>
-      <w:r>
-        <w:rPr>
-          <w:rFonts w:ascii="inherit" w:hAnsi="inherit"/>
-        </w:rPr>
-        <w:t>GlassFish</w:t>
-      </w:r>
-      <w:proofErr w:type="spellEnd"/>
-      <w:r>
-        <w:rPr>
-          <w:rFonts w:ascii="inherit" w:hAnsi="inherit"/>
-        </w:rPr>
-        <w:t>, JBoss/</w:t>
-      </w:r>
-      <w:proofErr w:type="spellStart"/>
-      <w:r>
-        <w:rPr>
-          <w:rFonts w:ascii="inherit" w:hAnsi="inherit"/>
-        </w:rPr>
-        <w:t>WildFly</w:t>
-      </w:r>
-      <w:proofErr w:type="spellEnd"/>
-      <w:r>
-        <w:rPr>
-          <w:rFonts w:ascii="inherit" w:hAnsi="inherit"/>
-        </w:rPr>
-        <w:t>, and IBM WebSphere.</w:t>
+          <w:rFonts w:ascii="Open Sans" w:hAnsi="Open Sans" w:cs="Open Sans"/>
+          <w:color w:val="262626"/>
+          <w:sz w:val="21"/>
+          <w:szCs w:val="21"/>
+        </w:rPr>
+      </w:pPr>
+      <w:r>
+        <w:rPr>
+          <w:rFonts w:ascii="Open Sans" w:hAnsi="Open Sans" w:cs="Open Sans"/>
+          <w:color w:val="262626"/>
+          <w:sz w:val="21"/>
+          <w:szCs w:val="21"/>
+        </w:rPr>
+        <w:t>Java Enterprise Edition (JEE) is a set of specifications that extends standard Java to support large-scale, distributed, enterprise applications. It is especially well-suited for supporting multi-tiered applications with separate layers (UI, Business Logic, and Database). Sun Microsystems introduced it in 1999 as J2EE (Java 2 Platform, Enterprise Edition). Eventually, this was handed over to The Eclipse Foundation, which renamed it Jakarta EE. It defines standards for web services, component architecture, security, and database connectivity, enabling applications to run consistently across compliant servers such as GlassFish, JBoss/WildFly, and IBM WebSphere.</w:t>
       </w:r>
     </w:p>
     <w:p>
       <w:pPr>
         <w:pStyle w:val="NormalWeb"/>
+        <w:shd w:val="clear" w:color="auto" w:fill="FFFFFF"/>
         <w:spacing w:before="0" w:beforeAutospacing="0" w:after="0" w:afterAutospacing="0"/>
         <w:rPr>
-          <w:rFonts w:ascii="inherit" w:hAnsi="inherit"/>
-        </w:rPr>
-      </w:pPr>
+          <w:rFonts w:ascii="Open Sans" w:hAnsi="Open Sans" w:cs="Open Sans"/>
+          <w:color w:val="262626"/>
+          <w:sz w:val="21"/>
+          <w:szCs w:val="21"/>
+        </w:rPr>
+      </w:pPr>
+      <w:r>
+        <w:rPr>
+          <w:rFonts w:ascii="Open Sans" w:hAnsi="Open Sans" w:cs="Open Sans"/>
+          <w:color w:val="262626"/>
+          <w:sz w:val="21"/>
+          <w:szCs w:val="21"/>
+        </w:rPr>
+        <w:t> </w:t>
+      </w:r>
     </w:p>
     <w:p>
       <w:pPr>
         <w:pStyle w:val="NormalWeb"/>
+        <w:shd w:val="clear" w:color="auto" w:fill="FFFFFF"/>
         <w:spacing w:before="0" w:beforeAutospacing="0" w:after="0" w:afterAutospacing="0"/>
         <w:rPr>
-          <w:rFonts w:ascii="inherit" w:hAnsi="inherit"/>
+          <w:rFonts w:ascii="Open Sans" w:hAnsi="Open Sans" w:cs="Open Sans"/>
+          <w:color w:val="262626"/>
+          <w:sz w:val="21"/>
+          <w:szCs w:val="21"/>
         </w:rPr>
       </w:pPr>
       <w:r>
         <w:rPr>
           <w:rStyle w:val="Strong"/>
-          <w:rFonts w:ascii="inherit" w:hAnsi="inherit"/>
+          <w:rFonts w:ascii="Open Sans" w:hAnsi="Open Sans" w:cs="Open Sans"/>
           <w:color w:val="0F4761"/>
+          <w:sz w:val="21"/>
+          <w:szCs w:val="21"/>
         </w:rPr>
         <w:t>How:</w:t>
       </w:r>
@@ -140,15 +156,22 @@
     <w:p>
       <w:pPr>
         <w:pStyle w:val="NormalWeb"/>
+        <w:shd w:val="clear" w:color="auto" w:fill="FFFFFF"/>
         <w:spacing w:before="0" w:beforeAutospacing="0" w:after="0" w:afterAutospacing="0"/>
         <w:jc w:val="both"/>
         <w:rPr>
-          <w:rFonts w:ascii="inherit" w:hAnsi="inherit"/>
-        </w:rPr>
-      </w:pPr>
-      <w:r>
-        <w:rPr>
-          <w:rFonts w:ascii="inherit" w:hAnsi="inherit"/>
+          <w:rFonts w:ascii="Open Sans" w:hAnsi="Open Sans" w:cs="Open Sans"/>
+          <w:color w:val="262626"/>
+          <w:sz w:val="21"/>
+          <w:szCs w:val="21"/>
+        </w:rPr>
+      </w:pPr>
+      <w:r>
+        <w:rPr>
+          <w:rFonts w:ascii="Open Sans" w:hAnsi="Open Sans" w:cs="Open Sans"/>
+          <w:color w:val="262626"/>
+          <w:sz w:val="21"/>
+          <w:szCs w:val="21"/>
         </w:rPr>
         <w:t>JEE organizes applications around components, each handling a distinct layer of the application. Servlets handle HTTP requests at the web tier, Enterprise JavaBeans (EJBs) manage business logic in the middle tier, and the Java Persistence API (JPA) handles database work at the data tier.</w:t>
       </w:r>
@@ -156,32 +179,55 @@
     <w:p>
       <w:pPr>
         <w:pStyle w:val="NormalWeb"/>
+        <w:shd w:val="clear" w:color="auto" w:fill="FFFFFF"/>
         <w:spacing w:before="0" w:beforeAutospacing="0" w:after="0" w:afterAutospacing="0"/>
         <w:jc w:val="both"/>
         <w:rPr>
-          <w:rFonts w:ascii="inherit" w:hAnsi="inherit"/>
-        </w:rPr>
-      </w:pPr>
+          <w:rFonts w:ascii="Open Sans" w:hAnsi="Open Sans" w:cs="Open Sans"/>
+          <w:color w:val="262626"/>
+          <w:sz w:val="21"/>
+          <w:szCs w:val="21"/>
+        </w:rPr>
+      </w:pPr>
+      <w:r>
+        <w:rPr>
+          <w:rFonts w:ascii="Open Sans" w:hAnsi="Open Sans" w:cs="Open Sans"/>
+          <w:color w:val="262626"/>
+          <w:sz w:val="21"/>
+          <w:szCs w:val="21"/>
+        </w:rPr>
+        <w:t> </w:t>
+      </w:r>
     </w:p>
     <w:p>
       <w:pPr>
         <w:pStyle w:val="NormalWeb"/>
+        <w:shd w:val="clear" w:color="auto" w:fill="FFFFFF"/>
         <w:spacing w:before="0" w:beforeAutospacing="0" w:after="0" w:afterAutospacing="0"/>
         <w:jc w:val="both"/>
         <w:rPr>
-          <w:rFonts w:ascii="inherit" w:hAnsi="inherit"/>
+          <w:rFonts w:ascii="Open Sans" w:hAnsi="Open Sans" w:cs="Open Sans"/>
+          <w:color w:val="262626"/>
+          <w:sz w:val="21"/>
+          <w:szCs w:val="21"/>
         </w:rPr>
       </w:pPr>
       <w:r>
         <w:rPr>
           <w:rStyle w:val="Strong"/>
-          <w:rFonts w:ascii="inherit" w:hAnsi="inherit"/>
+          <w:rFonts w:ascii="Open Sans" w:hAnsi="Open Sans" w:cs="Open Sans"/>
+          <w:color w:val="262626"/>
+          <w:sz w:val="21"/>
+          <w:szCs w:val="21"/>
         </w:rPr>
         <w:t>Servlets</w:t>
       </w:r>
       <w:r>
         <w:rPr>
-          <w:rFonts w:ascii="inherit" w:hAnsi="inherit"/>
+          <w:rFonts w:ascii="Open Sans" w:hAnsi="Open Sans" w:cs="Open Sans"/>
+          <w:color w:val="262626"/>
+          <w:sz w:val="21"/>
+          <w:szCs w:val="21"/>
         </w:rPr>
         <w:t xml:space="preserve"> are the entry point for web requests. The application server maps incoming URLs to the right servlet and calls the appropriate method.</w:t>
       </w:r>
@@ -197,16 +243,17 @@
         </w:pBdr>
         <w:shd w:val="clear" w:color="auto" w:fill="F8F8F8"/>
         <w:rPr>
-          <w:sz w:val="24"/>
-          <w:szCs w:val="24"/>
+          <w:color w:val="262626"/>
+          <w:sz w:val="21"/>
+          <w:szCs w:val="21"/>
         </w:rPr>
       </w:pPr>
       <w:r>
         <w:rPr>
           <w:rStyle w:val="hljs-meta"/>
           <w:color w:val="995400"/>
-          <w:sz w:val="24"/>
-          <w:szCs w:val="24"/>
+          <w:sz w:val="21"/>
+          <w:szCs w:val="21"/>
         </w:rPr>
         <w:t>@WebServlet("/hello")</w:t>
       </w:r>
@@ -222,23 +269,25 @@
         </w:pBdr>
         <w:shd w:val="clear" w:color="auto" w:fill="F8F8F8"/>
         <w:rPr>
-          <w:sz w:val="24"/>
-          <w:szCs w:val="24"/>
+          <w:color w:val="262626"/>
+          <w:sz w:val="21"/>
+          <w:szCs w:val="21"/>
         </w:rPr>
       </w:pPr>
       <w:r>
         <w:rPr>
           <w:rStyle w:val="hljs-keyword"/>
           <w:color w:val="7928A1"/>
-          <w:sz w:val="24"/>
-          <w:szCs w:val="24"/>
+          <w:sz w:val="21"/>
+          <w:szCs w:val="21"/>
         </w:rPr>
         <w:t>public</w:t>
       </w:r>
       <w:r>
         <w:rPr>
-          <w:sz w:val="24"/>
-          <w:szCs w:val="24"/>
+          <w:color w:val="262626"/>
+          <w:sz w:val="21"/>
+          <w:szCs w:val="21"/>
         </w:rPr>
         <w:t xml:space="preserve"> </w:t>
       </w:r>
@@ -246,33 +295,33 @@
         <w:rPr>
           <w:rStyle w:val="hljs-keyword"/>
           <w:color w:val="7928A1"/>
-          <w:sz w:val="24"/>
-          <w:szCs w:val="24"/>
+          <w:sz w:val="21"/>
+          <w:szCs w:val="21"/>
         </w:rPr>
         <w:t>class</w:t>
       </w:r>
       <w:r>
         <w:rPr>
-          <w:sz w:val="24"/>
-          <w:szCs w:val="24"/>
+          <w:color w:val="262626"/>
+          <w:sz w:val="21"/>
+          <w:szCs w:val="21"/>
         </w:rPr>
         <w:t xml:space="preserve"> </w:t>
       </w:r>
-      <w:proofErr w:type="spellStart"/>
       <w:r>
         <w:rPr>
           <w:rStyle w:val="hljs-title"/>
           <w:color w:val="006F94"/>
-          <w:sz w:val="24"/>
-          <w:szCs w:val="24"/>
+          <w:sz w:val="21"/>
+          <w:szCs w:val="21"/>
         </w:rPr>
         <w:t>HelloServlet</w:t>
       </w:r>
-      <w:proofErr w:type="spellEnd"/>
-      <w:r>
-        <w:rPr>
-          <w:sz w:val="24"/>
-          <w:szCs w:val="24"/>
+      <w:r>
+        <w:rPr>
+          <w:color w:val="262626"/>
+          <w:sz w:val="21"/>
+          <w:szCs w:val="21"/>
         </w:rPr>
         <w:t xml:space="preserve"> </w:t>
       </w:r>
@@ -280,33 +329,33 @@
         <w:rPr>
           <w:rStyle w:val="hljs-keyword"/>
           <w:color w:val="7928A1"/>
-          <w:sz w:val="24"/>
-          <w:szCs w:val="24"/>
+          <w:sz w:val="21"/>
+          <w:szCs w:val="21"/>
         </w:rPr>
         <w:t>extends</w:t>
       </w:r>
       <w:r>
         <w:rPr>
-          <w:sz w:val="24"/>
-          <w:szCs w:val="24"/>
+          <w:color w:val="262626"/>
+          <w:sz w:val="21"/>
+          <w:szCs w:val="21"/>
         </w:rPr>
         <w:t xml:space="preserve"> </w:t>
       </w:r>
-      <w:proofErr w:type="spellStart"/>
       <w:r>
         <w:rPr>
           <w:rStyle w:val="hljs-title"/>
           <w:color w:val="006F94"/>
-          <w:sz w:val="24"/>
-          <w:szCs w:val="24"/>
+          <w:sz w:val="21"/>
+          <w:szCs w:val="21"/>
         </w:rPr>
         <w:t>HttpServlet</w:t>
       </w:r>
-      <w:proofErr w:type="spellEnd"/>
-      <w:r>
-        <w:rPr>
-          <w:sz w:val="24"/>
-          <w:szCs w:val="24"/>
+      <w:r>
+        <w:rPr>
+          <w:color w:val="262626"/>
+          <w:sz w:val="21"/>
+          <w:szCs w:val="21"/>
         </w:rPr>
         <w:t xml:space="preserve"> {</w:t>
       </w:r>
@@ -322,14 +371,16 @@
         </w:pBdr>
         <w:shd w:val="clear" w:color="auto" w:fill="F8F8F8"/>
         <w:rPr>
-          <w:sz w:val="24"/>
-          <w:szCs w:val="24"/>
-        </w:rPr>
-      </w:pPr>
-      <w:r>
-        <w:rPr>
-          <w:sz w:val="24"/>
-          <w:szCs w:val="24"/>
+          <w:color w:val="262626"/>
+          <w:sz w:val="21"/>
+          <w:szCs w:val="21"/>
+        </w:rPr>
+      </w:pPr>
+      <w:r>
+        <w:rPr>
+          <w:color w:val="262626"/>
+          <w:sz w:val="21"/>
+          <w:szCs w:val="21"/>
         </w:rPr>
         <w:t>   </w:t>
       </w:r>
@@ -337,8 +388,8 @@
         <w:rPr>
           <w:rStyle w:val="hljs-meta"/>
           <w:color w:val="995400"/>
-          <w:sz w:val="24"/>
-          <w:szCs w:val="24"/>
+          <w:sz w:val="21"/>
+          <w:szCs w:val="21"/>
         </w:rPr>
         <w:t>@Override</w:t>
       </w:r>
@@ -354,14 +405,16 @@
         </w:pBdr>
         <w:shd w:val="clear" w:color="auto" w:fill="F8F8F8"/>
         <w:rPr>
-          <w:sz w:val="24"/>
-          <w:szCs w:val="24"/>
-        </w:rPr>
-      </w:pPr>
-      <w:r>
-        <w:rPr>
-          <w:sz w:val="24"/>
-          <w:szCs w:val="24"/>
+          <w:color w:val="262626"/>
+          <w:sz w:val="21"/>
+          <w:szCs w:val="21"/>
+        </w:rPr>
+      </w:pPr>
+      <w:r>
+        <w:rPr>
+          <w:color w:val="262626"/>
+          <w:sz w:val="21"/>
+          <w:szCs w:val="21"/>
         </w:rPr>
         <w:t>   </w:t>
       </w:r>
@@ -369,15 +422,16 @@
         <w:rPr>
           <w:rStyle w:val="hljs-keyword"/>
           <w:color w:val="7928A1"/>
-          <w:sz w:val="24"/>
-          <w:szCs w:val="24"/>
+          <w:sz w:val="21"/>
+          <w:szCs w:val="21"/>
         </w:rPr>
         <w:t>protected</w:t>
       </w:r>
       <w:r>
         <w:rPr>
-          <w:sz w:val="24"/>
-          <w:szCs w:val="24"/>
+          <w:color w:val="262626"/>
+          <w:sz w:val="21"/>
+          <w:szCs w:val="21"/>
         </w:rPr>
         <w:t xml:space="preserve"> </w:t>
       </w:r>
@@ -385,79 +439,36 @@
         <w:rPr>
           <w:rStyle w:val="hljs-keyword"/>
           <w:color w:val="7928A1"/>
-          <w:sz w:val="24"/>
-          <w:szCs w:val="24"/>
+          <w:sz w:val="21"/>
+          <w:szCs w:val="21"/>
         </w:rPr>
         <w:t>void</w:t>
       </w:r>
       <w:r>
         <w:rPr>
-          <w:sz w:val="24"/>
-          <w:szCs w:val="24"/>
+          <w:color w:val="262626"/>
+          <w:sz w:val="21"/>
+          <w:szCs w:val="21"/>
         </w:rPr>
         <w:t xml:space="preserve"> </w:t>
       </w:r>
-      <w:proofErr w:type="spellStart"/>
-      <w:proofErr w:type="gramStart"/>
       <w:r>
         <w:rPr>
           <w:rStyle w:val="hljs-title"/>
           <w:color w:val="006F94"/>
-          <w:sz w:val="24"/>
-          <w:szCs w:val="24"/>
+          <w:sz w:val="21"/>
+          <w:szCs w:val="21"/>
         </w:rPr>
         <w:t>doGet</w:t>
       </w:r>
-      <w:proofErr w:type="spellEnd"/>
       <w:r>
         <w:rPr>
           <w:rStyle w:val="hljs-params"/>
           <w:color w:val="995400"/>
-          <w:sz w:val="24"/>
-          <w:szCs w:val="24"/>
-        </w:rPr>
-        <w:t>(</w:t>
-      </w:r>
-      <w:proofErr w:type="spellStart"/>
-      <w:proofErr w:type="gramEnd"/>
-      <w:r>
-        <w:rPr>
-          <w:rStyle w:val="hljs-params"/>
-          <w:color w:val="995400"/>
-          <w:sz w:val="24"/>
-          <w:szCs w:val="24"/>
-        </w:rPr>
-        <w:t>HttpServletRequest</w:t>
-      </w:r>
-      <w:proofErr w:type="spellEnd"/>
-      <w:r>
-        <w:rPr>
-          <w:rStyle w:val="hljs-params"/>
-          <w:color w:val="995400"/>
-          <w:sz w:val="24"/>
-          <w:szCs w:val="24"/>
-        </w:rPr>
-        <w:t xml:space="preserve"> req, </w:t>
-      </w:r>
-      <w:proofErr w:type="spellStart"/>
-      <w:r>
-        <w:rPr>
-          <w:rStyle w:val="hljs-params"/>
-          <w:color w:val="995400"/>
-          <w:sz w:val="24"/>
-          <w:szCs w:val="24"/>
-        </w:rPr>
-        <w:t>HttpServletResponse</w:t>
-      </w:r>
-      <w:proofErr w:type="spellEnd"/>
-      <w:r>
-        <w:rPr>
-          <w:rStyle w:val="hljs-params"/>
-          <w:color w:val="995400"/>
-          <w:sz w:val="24"/>
-          <w:szCs w:val="24"/>
-        </w:rPr>
-        <w:t xml:space="preserve"> resp)</w:t>
+          <w:sz w:val="21"/>
+          <w:szCs w:val="21"/>
+        </w:rPr>
+        <w:t>(HttpServletRequest req, HttpServletResponse resp)</w:t>
       </w:r>
     </w:p>
     <w:p>
@@ -471,14 +482,16 @@
         </w:pBdr>
         <w:shd w:val="clear" w:color="auto" w:fill="F8F8F8"/>
         <w:rPr>
-          <w:sz w:val="24"/>
-          <w:szCs w:val="24"/>
-        </w:rPr>
-      </w:pPr>
-      <w:r>
-        <w:rPr>
-          <w:sz w:val="24"/>
-          <w:szCs w:val="24"/>
+          <w:color w:val="262626"/>
+          <w:sz w:val="21"/>
+          <w:szCs w:val="21"/>
+        </w:rPr>
+      </w:pPr>
+      <w:r>
+        <w:rPr>
+          <w:color w:val="262626"/>
+          <w:sz w:val="21"/>
+          <w:szCs w:val="21"/>
         </w:rPr>
         <w:t>           </w:t>
       </w:r>
@@ -486,33 +499,18 @@
         <w:rPr>
           <w:rStyle w:val="hljs-keyword"/>
           <w:color w:val="7928A1"/>
-          <w:sz w:val="24"/>
-          <w:szCs w:val="24"/>
+          <w:sz w:val="21"/>
+          <w:szCs w:val="21"/>
         </w:rPr>
         <w:t>throws</w:t>
       </w:r>
       <w:r>
         <w:rPr>
-          <w:sz w:val="24"/>
-          <w:szCs w:val="24"/>
-        </w:rPr>
-        <w:t xml:space="preserve"> </w:t>
-      </w:r>
-      <w:proofErr w:type="spellStart"/>
-      <w:r>
-        <w:rPr>
-          <w:sz w:val="24"/>
-          <w:szCs w:val="24"/>
-        </w:rPr>
-        <w:t>IOException</w:t>
-      </w:r>
-      <w:proofErr w:type="spellEnd"/>
-      <w:r>
-        <w:rPr>
-          <w:sz w:val="24"/>
-          <w:szCs w:val="24"/>
-        </w:rPr>
-        <w:t xml:space="preserve"> {</w:t>
+          <w:color w:val="262626"/>
+          <w:sz w:val="21"/>
+          <w:szCs w:val="21"/>
+        </w:rPr>
+        <w:t xml:space="preserve"> IOException {</w:t>
       </w:r>
     </w:p>
     <w:p>
@@ -526,64 +524,33 @@
         </w:pBdr>
         <w:shd w:val="clear" w:color="auto" w:fill="F8F8F8"/>
         <w:rPr>
-          <w:sz w:val="24"/>
-          <w:szCs w:val="24"/>
-        </w:rPr>
-      </w:pPr>
-      <w:r>
-        <w:rPr>
-          <w:sz w:val="24"/>
-          <w:szCs w:val="24"/>
-        </w:rPr>
-        <w:t>       </w:t>
-      </w:r>
-      <w:proofErr w:type="spellStart"/>
-      <w:proofErr w:type="gramStart"/>
-      <w:r>
-        <w:rPr>
-          <w:sz w:val="24"/>
-          <w:szCs w:val="24"/>
-        </w:rPr>
-        <w:t>resp.getWriter</w:t>
-      </w:r>
-      <w:proofErr w:type="spellEnd"/>
-      <w:proofErr w:type="gramEnd"/>
-      <w:r>
-        <w:rPr>
-          <w:sz w:val="24"/>
-          <w:szCs w:val="24"/>
-        </w:rPr>
-        <w:t>(</w:t>
-      </w:r>
-      <w:proofErr w:type="gramStart"/>
-      <w:r>
-        <w:rPr>
-          <w:sz w:val="24"/>
-          <w:szCs w:val="24"/>
-        </w:rPr>
-        <w:t>).write</w:t>
-      </w:r>
-      <w:proofErr w:type="gramEnd"/>
-      <w:r>
-        <w:rPr>
-          <w:sz w:val="24"/>
-          <w:szCs w:val="24"/>
-        </w:rPr>
-        <w:t>(</w:t>
+          <w:color w:val="262626"/>
+          <w:sz w:val="21"/>
+          <w:szCs w:val="21"/>
+        </w:rPr>
+      </w:pPr>
+      <w:r>
+        <w:rPr>
+          <w:color w:val="262626"/>
+          <w:sz w:val="21"/>
+          <w:szCs w:val="21"/>
+        </w:rPr>
+        <w:t>       resp.getWriter().write(</w:t>
       </w:r>
       <w:r>
         <w:rPr>
           <w:rStyle w:val="hljs-string"/>
           <w:color w:val="007500"/>
-          <w:sz w:val="24"/>
-          <w:szCs w:val="24"/>
+          <w:sz w:val="21"/>
+          <w:szCs w:val="21"/>
         </w:rPr>
         <w:t>"Hello from Java EE!"</w:t>
       </w:r>
       <w:r>
         <w:rPr>
-          <w:sz w:val="24"/>
-          <w:szCs w:val="24"/>
+          <w:color w:val="262626"/>
+          <w:sz w:val="21"/>
+          <w:szCs w:val="21"/>
         </w:rPr>
         <w:t>);</w:t>
       </w:r>
@@ -599,14 +566,16 @@
         </w:pBdr>
         <w:shd w:val="clear" w:color="auto" w:fill="F8F8F8"/>
         <w:rPr>
-          <w:sz w:val="24"/>
-          <w:szCs w:val="24"/>
-        </w:rPr>
-      </w:pPr>
-      <w:r>
-        <w:rPr>
-          <w:sz w:val="24"/>
-          <w:szCs w:val="24"/>
+          <w:color w:val="262626"/>
+          <w:sz w:val="21"/>
+          <w:szCs w:val="21"/>
+        </w:rPr>
+      </w:pPr>
+      <w:r>
+        <w:rPr>
+          <w:color w:val="262626"/>
+          <w:sz w:val="21"/>
+          <w:szCs w:val="21"/>
         </w:rPr>
         <w:t>   }</w:t>
       </w:r>
@@ -622,14 +591,16 @@
         </w:pBdr>
         <w:shd w:val="clear" w:color="auto" w:fill="F8F8F8"/>
         <w:rPr>
-          <w:sz w:val="24"/>
-          <w:szCs w:val="24"/>
-        </w:rPr>
-      </w:pPr>
-      <w:r>
-        <w:rPr>
-          <w:sz w:val="24"/>
-          <w:szCs w:val="24"/>
+          <w:color w:val="262626"/>
+          <w:sz w:val="21"/>
+          <w:szCs w:val="21"/>
+        </w:rPr>
+      </w:pPr>
+      <w:r>
+        <w:rPr>
+          <w:color w:val="262626"/>
+          <w:sz w:val="21"/>
+          <w:szCs w:val="21"/>
         </w:rPr>
         <w:t>}</w:t>
       </w:r>
@@ -637,33 +608,56 @@
     <w:p>
       <w:pPr>
         <w:pStyle w:val="NormalWeb"/>
+        <w:shd w:val="clear" w:color="auto" w:fill="FFFFFF"/>
         <w:spacing w:before="0" w:beforeAutospacing="0" w:after="0" w:afterAutospacing="0"/>
         <w:rPr>
-          <w:rFonts w:ascii="inherit" w:hAnsi="inherit"/>
-        </w:rPr>
-      </w:pPr>
+          <w:rFonts w:ascii="Open Sans" w:hAnsi="Open Sans" w:cs="Open Sans"/>
+          <w:color w:val="262626"/>
+          <w:sz w:val="21"/>
+          <w:szCs w:val="21"/>
+        </w:rPr>
+      </w:pPr>
+      <w:r>
+        <w:rPr>
+          <w:rFonts w:ascii="Open Sans" w:hAnsi="Open Sans" w:cs="Open Sans"/>
+          <w:color w:val="262626"/>
+          <w:sz w:val="21"/>
+          <w:szCs w:val="21"/>
+        </w:rPr>
+        <w:t> </w:t>
+      </w:r>
     </w:p>
     <w:p>
       <w:pPr>
         <w:pStyle w:val="NormalWeb"/>
+        <w:shd w:val="clear" w:color="auto" w:fill="FFFFFF"/>
         <w:spacing w:before="0" w:beforeAutospacing="0" w:after="0" w:afterAutospacing="0"/>
         <w:jc w:val="both"/>
         <w:rPr>
-          <w:rFonts w:ascii="inherit" w:hAnsi="inherit"/>
+          <w:rFonts w:ascii="Open Sans" w:hAnsi="Open Sans" w:cs="Open Sans"/>
+          <w:color w:val="262626"/>
+          <w:sz w:val="21"/>
+          <w:szCs w:val="21"/>
         </w:rPr>
       </w:pPr>
       <w:r>
         <w:rPr>
           <w:rStyle w:val="Strong"/>
-          <w:rFonts w:ascii="inherit" w:hAnsi="inherit"/>
+          <w:rFonts w:ascii="Open Sans" w:hAnsi="Open Sans" w:cs="Open Sans"/>
+          <w:color w:val="262626"/>
+          <w:sz w:val="21"/>
+          <w:szCs w:val="21"/>
         </w:rPr>
         <w:t>EJBs</w:t>
       </w:r>
       <w:r>
         <w:rPr>
-          <w:rFonts w:ascii="inherit" w:hAnsi="inherit"/>
-        </w:rPr>
-        <w:t xml:space="preserve"> sit behind the servlet and handle business logic. The application server manages its lifecycle, threading, and transactions: you don't handle any of that yourself. A `@Stateless` EJB is the most common type: no conversation state between calls, easy to pool and reuse.</w:t>
+          <w:rFonts w:ascii="Open Sans" w:hAnsi="Open Sans" w:cs="Open Sans"/>
+          <w:color w:val="262626"/>
+          <w:sz w:val="21"/>
+          <w:szCs w:val="21"/>
+        </w:rPr>
+        <w:t xml:space="preserve"> sit behind the servlet and handle business logic. The application server manages its lifecycle, threading, and transactions: you don’t handle any of that yourself. A `@Stateless` EJB is the most common type: no conversation state between calls, easy to pool and reuse.</w:t>
       </w:r>
     </w:p>
     <w:p>
@@ -677,16 +671,17 @@
         </w:pBdr>
         <w:shd w:val="clear" w:color="auto" w:fill="F8F8F8"/>
         <w:rPr>
-          <w:sz w:val="24"/>
-          <w:szCs w:val="24"/>
+          <w:color w:val="262626"/>
+          <w:sz w:val="21"/>
+          <w:szCs w:val="21"/>
         </w:rPr>
       </w:pPr>
       <w:r>
         <w:rPr>
           <w:rStyle w:val="hljs-meta"/>
           <w:color w:val="995400"/>
-          <w:sz w:val="24"/>
-          <w:szCs w:val="24"/>
+          <w:sz w:val="21"/>
+          <w:szCs w:val="21"/>
         </w:rPr>
         <w:t>@Stateless</w:t>
       </w:r>
@@ -702,23 +697,25 @@
         </w:pBdr>
         <w:shd w:val="clear" w:color="auto" w:fill="F8F8F8"/>
         <w:rPr>
-          <w:sz w:val="24"/>
-          <w:szCs w:val="24"/>
+          <w:color w:val="262626"/>
+          <w:sz w:val="21"/>
+          <w:szCs w:val="21"/>
         </w:rPr>
       </w:pPr>
       <w:r>
         <w:rPr>
           <w:rStyle w:val="hljs-keyword"/>
           <w:color w:val="7928A1"/>
-          <w:sz w:val="24"/>
-          <w:szCs w:val="24"/>
+          <w:sz w:val="21"/>
+          <w:szCs w:val="21"/>
         </w:rPr>
         <w:t>public</w:t>
       </w:r>
       <w:r>
         <w:rPr>
-          <w:sz w:val="24"/>
-          <w:szCs w:val="24"/>
+          <w:color w:val="262626"/>
+          <w:sz w:val="21"/>
+          <w:szCs w:val="21"/>
         </w:rPr>
         <w:t xml:space="preserve"> </w:t>
       </w:r>
@@ -726,42 +723,43 @@
         <w:rPr>
           <w:rStyle w:val="hljs-keyword"/>
           <w:color w:val="7928A1"/>
-          <w:sz w:val="24"/>
-          <w:szCs w:val="24"/>
+          <w:sz w:val="21"/>
+          <w:szCs w:val="21"/>
         </w:rPr>
         <w:t>class</w:t>
       </w:r>
       <w:r>
         <w:rPr>
           <w:rStyle w:val="hljs-class"/>
-          <w:sz w:val="24"/>
-          <w:szCs w:val="24"/>
+          <w:color w:val="262626"/>
+          <w:sz w:val="21"/>
+          <w:szCs w:val="21"/>
         </w:rPr>
         <w:t xml:space="preserve"> </w:t>
       </w:r>
-      <w:proofErr w:type="spellStart"/>
       <w:r>
         <w:rPr>
           <w:rStyle w:val="hljs-title"/>
           <w:color w:val="006F94"/>
-          <w:sz w:val="24"/>
-          <w:szCs w:val="24"/>
+          <w:sz w:val="21"/>
+          <w:szCs w:val="21"/>
         </w:rPr>
         <w:t>UserService</w:t>
       </w:r>
-      <w:proofErr w:type="spellEnd"/>
       <w:r>
         <w:rPr>
           <w:rStyle w:val="hljs-class"/>
-          <w:sz w:val="24"/>
-          <w:szCs w:val="24"/>
+          <w:color w:val="262626"/>
+          <w:sz w:val="21"/>
+          <w:szCs w:val="21"/>
         </w:rPr>
         <w:t xml:space="preserve"> </w:t>
       </w:r>
       <w:r>
         <w:rPr>
-          <w:sz w:val="24"/>
-          <w:szCs w:val="24"/>
+          <w:color w:val="262626"/>
+          <w:sz w:val="21"/>
+          <w:szCs w:val="21"/>
         </w:rPr>
         <w:t>{</w:t>
       </w:r>
@@ -777,14 +775,16 @@
         </w:pBdr>
         <w:shd w:val="clear" w:color="auto" w:fill="F8F8F8"/>
         <w:rPr>
-          <w:sz w:val="24"/>
-          <w:szCs w:val="24"/>
-        </w:rPr>
-      </w:pPr>
-      <w:r>
-        <w:rPr>
-          <w:sz w:val="24"/>
-          <w:szCs w:val="24"/>
+          <w:color w:val="262626"/>
+          <w:sz w:val="21"/>
+          <w:szCs w:val="21"/>
+        </w:rPr>
+      </w:pPr>
+      <w:r>
+        <w:rPr>
+          <w:color w:val="262626"/>
+          <w:sz w:val="21"/>
+          <w:szCs w:val="21"/>
         </w:rPr>
         <w:t>   </w:t>
       </w:r>
@@ -792,8 +792,8 @@
         <w:rPr>
           <w:rStyle w:val="hljs-meta"/>
           <w:color w:val="995400"/>
-          <w:sz w:val="24"/>
-          <w:szCs w:val="24"/>
+          <w:sz w:val="21"/>
+          <w:szCs w:val="21"/>
         </w:rPr>
         <w:t>@PersistenceContext</w:t>
       </w:r>
@@ -809,14 +809,16 @@
         </w:pBdr>
         <w:shd w:val="clear" w:color="auto" w:fill="F8F8F8"/>
         <w:rPr>
-          <w:sz w:val="24"/>
-          <w:szCs w:val="24"/>
-        </w:rPr>
-      </w:pPr>
-      <w:r>
-        <w:rPr>
-          <w:sz w:val="24"/>
-          <w:szCs w:val="24"/>
+          <w:color w:val="262626"/>
+          <w:sz w:val="21"/>
+          <w:szCs w:val="21"/>
+        </w:rPr>
+      </w:pPr>
+      <w:r>
+        <w:rPr>
+          <w:color w:val="262626"/>
+          <w:sz w:val="21"/>
+          <w:szCs w:val="21"/>
         </w:rPr>
         <w:t>   </w:t>
       </w:r>
@@ -824,49 +826,18 @@
         <w:rPr>
           <w:rStyle w:val="hljs-keyword"/>
           <w:color w:val="7928A1"/>
-          <w:sz w:val="24"/>
-          <w:szCs w:val="24"/>
+          <w:sz w:val="21"/>
+          <w:szCs w:val="21"/>
         </w:rPr>
         <w:t>private</w:t>
       </w:r>
       <w:r>
         <w:rPr>
-          <w:sz w:val="24"/>
-          <w:szCs w:val="24"/>
-        </w:rPr>
-        <w:t xml:space="preserve"> </w:t>
-      </w:r>
-      <w:proofErr w:type="spellStart"/>
-      <w:r>
-        <w:rPr>
-          <w:sz w:val="24"/>
-          <w:szCs w:val="24"/>
-        </w:rPr>
-        <w:t>EntityManager</w:t>
-      </w:r>
-      <w:proofErr w:type="spellEnd"/>
-      <w:r>
-        <w:rPr>
-          <w:sz w:val="24"/>
-          <w:szCs w:val="24"/>
-        </w:rPr>
-        <w:t xml:space="preserve"> </w:t>
-      </w:r>
-      <w:proofErr w:type="spellStart"/>
-      <w:r>
-        <w:rPr>
-          <w:sz w:val="24"/>
-          <w:szCs w:val="24"/>
-        </w:rPr>
-        <w:t>em</w:t>
-      </w:r>
-      <w:proofErr w:type="spellEnd"/>
-      <w:r>
-        <w:rPr>
-          <w:sz w:val="24"/>
-          <w:szCs w:val="24"/>
-        </w:rPr>
-        <w:t>;</w:t>
+          <w:color w:val="262626"/>
+          <w:sz w:val="21"/>
+          <w:szCs w:val="21"/>
+        </w:rPr>
+        <w:t xml:space="preserve"> EntityManager em;</w:t>
       </w:r>
     </w:p>
     <w:p>
@@ -880,10 +851,19 @@
         </w:pBdr>
         <w:shd w:val="clear" w:color="auto" w:fill="F8F8F8"/>
         <w:rPr>
-          <w:sz w:val="24"/>
-          <w:szCs w:val="24"/>
-        </w:rPr>
-      </w:pPr>
+          <w:color w:val="262626"/>
+          <w:sz w:val="21"/>
+          <w:szCs w:val="21"/>
+        </w:rPr>
+      </w:pPr>
+      <w:r>
+        <w:rPr>
+          <w:color w:val="262626"/>
+          <w:sz w:val="21"/>
+          <w:szCs w:val="21"/>
+        </w:rPr>
+        <w:t> </w:t>
+      </w:r>
     </w:p>
     <w:p>
       <w:pPr>
@@ -896,14 +876,16 @@
         </w:pBdr>
         <w:shd w:val="clear" w:color="auto" w:fill="F8F8F8"/>
         <w:rPr>
-          <w:sz w:val="24"/>
-          <w:szCs w:val="24"/>
-        </w:rPr>
-      </w:pPr>
-      <w:r>
-        <w:rPr>
-          <w:sz w:val="24"/>
-          <w:szCs w:val="24"/>
+          <w:color w:val="262626"/>
+          <w:sz w:val="21"/>
+          <w:szCs w:val="21"/>
+        </w:rPr>
+      </w:pPr>
+      <w:r>
+        <w:rPr>
+          <w:color w:val="262626"/>
+          <w:sz w:val="21"/>
+          <w:szCs w:val="21"/>
         </w:rPr>
         <w:t>   </w:t>
       </w:r>
@@ -911,49 +893,33 @@
         <w:rPr>
           <w:rStyle w:val="hljs-keyword"/>
           <w:color w:val="7928A1"/>
-          <w:sz w:val="24"/>
-          <w:szCs w:val="24"/>
+          <w:sz w:val="21"/>
+          <w:szCs w:val="21"/>
         </w:rPr>
         <w:t>public</w:t>
       </w:r>
       <w:r>
         <w:rPr>
-          <w:sz w:val="24"/>
-          <w:szCs w:val="24"/>
-        </w:rPr>
-        <w:t xml:space="preserve"> User </w:t>
-      </w:r>
-      <w:proofErr w:type="spellStart"/>
-      <w:proofErr w:type="gramStart"/>
-      <w:r>
-        <w:rPr>
-          <w:sz w:val="24"/>
-          <w:szCs w:val="24"/>
-        </w:rPr>
-        <w:t>findUser</w:t>
-      </w:r>
-      <w:proofErr w:type="spellEnd"/>
-      <w:r>
-        <w:rPr>
-          <w:sz w:val="24"/>
-          <w:szCs w:val="24"/>
-        </w:rPr>
-        <w:t>(</w:t>
-      </w:r>
-      <w:proofErr w:type="gramEnd"/>
+          <w:color w:val="262626"/>
+          <w:sz w:val="21"/>
+          <w:szCs w:val="21"/>
+        </w:rPr>
+        <w:t xml:space="preserve"> User findUser(</w:t>
+      </w:r>
       <w:r>
         <w:rPr>
           <w:rStyle w:val="hljs-builtin"/>
           <w:color w:val="995400"/>
-          <w:sz w:val="24"/>
-          <w:szCs w:val="24"/>
+          <w:sz w:val="21"/>
+          <w:szCs w:val="21"/>
         </w:rPr>
         <w:t>Long</w:t>
       </w:r>
       <w:r>
         <w:rPr>
-          <w:sz w:val="24"/>
-          <w:szCs w:val="24"/>
+          <w:color w:val="262626"/>
+          <w:sz w:val="21"/>
+          <w:szCs w:val="21"/>
         </w:rPr>
         <w:t xml:space="preserve"> id) {</w:t>
       </w:r>
@@ -969,14 +935,16 @@
         </w:pBdr>
         <w:shd w:val="clear" w:color="auto" w:fill="F8F8F8"/>
         <w:rPr>
-          <w:sz w:val="24"/>
-          <w:szCs w:val="24"/>
-        </w:rPr>
-      </w:pPr>
-      <w:r>
-        <w:rPr>
-          <w:sz w:val="24"/>
-          <w:szCs w:val="24"/>
+          <w:color w:val="262626"/>
+          <w:sz w:val="21"/>
+          <w:szCs w:val="21"/>
+        </w:rPr>
+      </w:pPr>
+      <w:r>
+        <w:rPr>
+          <w:color w:val="262626"/>
+          <w:sz w:val="21"/>
+          <w:szCs w:val="21"/>
         </w:rPr>
         <w:t>       </w:t>
       </w:r>
@@ -984,58 +952,33 @@
         <w:rPr>
           <w:rStyle w:val="hljs-keyword"/>
           <w:color w:val="7928A1"/>
-          <w:sz w:val="24"/>
-          <w:szCs w:val="24"/>
+          <w:sz w:val="21"/>
+          <w:szCs w:val="21"/>
         </w:rPr>
         <w:t>return</w:t>
       </w:r>
       <w:r>
         <w:rPr>
-          <w:sz w:val="24"/>
-          <w:szCs w:val="24"/>
-        </w:rPr>
-        <w:t xml:space="preserve"> </w:t>
-      </w:r>
-      <w:proofErr w:type="spellStart"/>
-      <w:proofErr w:type="gramStart"/>
-      <w:r>
-        <w:rPr>
-          <w:sz w:val="24"/>
-          <w:szCs w:val="24"/>
-        </w:rPr>
-        <w:t>em.find</w:t>
-      </w:r>
-      <w:proofErr w:type="spellEnd"/>
-      <w:proofErr w:type="gramEnd"/>
-      <w:r>
-        <w:rPr>
-          <w:sz w:val="24"/>
-          <w:szCs w:val="24"/>
-        </w:rPr>
-        <w:t>(</w:t>
-      </w:r>
-      <w:proofErr w:type="spellStart"/>
-      <w:r>
-        <w:rPr>
-          <w:sz w:val="24"/>
-          <w:szCs w:val="24"/>
-        </w:rPr>
-        <w:t>User.</w:t>
+          <w:color w:val="262626"/>
+          <w:sz w:val="21"/>
+          <w:szCs w:val="21"/>
+        </w:rPr>
+        <w:t xml:space="preserve"> em.find(User.</w:t>
       </w:r>
       <w:r>
         <w:rPr>
           <w:rStyle w:val="hljs-keyword"/>
           <w:color w:val="7928A1"/>
-          <w:sz w:val="24"/>
-          <w:szCs w:val="24"/>
+          <w:sz w:val="21"/>
+          <w:szCs w:val="21"/>
         </w:rPr>
         <w:t>class</w:t>
       </w:r>
-      <w:proofErr w:type="spellEnd"/>
-      <w:r>
-        <w:rPr>
-          <w:sz w:val="24"/>
-          <w:szCs w:val="24"/>
+      <w:r>
+        <w:rPr>
+          <w:color w:val="262626"/>
+          <w:sz w:val="21"/>
+          <w:szCs w:val="21"/>
         </w:rPr>
         <w:t>, id);</w:t>
       </w:r>
@@ -1051,14 +994,16 @@
         </w:pBdr>
         <w:shd w:val="clear" w:color="auto" w:fill="F8F8F8"/>
         <w:rPr>
-          <w:sz w:val="24"/>
-          <w:szCs w:val="24"/>
-        </w:rPr>
-      </w:pPr>
-      <w:r>
-        <w:rPr>
-          <w:sz w:val="24"/>
-          <w:szCs w:val="24"/>
+          <w:color w:val="262626"/>
+          <w:sz w:val="21"/>
+          <w:szCs w:val="21"/>
+        </w:rPr>
+      </w:pPr>
+      <w:r>
+        <w:rPr>
+          <w:color w:val="262626"/>
+          <w:sz w:val="21"/>
+          <w:szCs w:val="21"/>
         </w:rPr>
         <w:t>   }</w:t>
       </w:r>
@@ -1074,54 +1019,73 @@
         </w:pBdr>
         <w:shd w:val="clear" w:color="auto" w:fill="F8F8F8"/>
         <w:rPr>
-          <w:sz w:val="24"/>
-          <w:szCs w:val="24"/>
-        </w:rPr>
-      </w:pPr>
-      <w:r>
-        <w:rPr>
-          <w:sz w:val="24"/>
-          <w:szCs w:val="24"/>
-        </w:rPr>
-        <w:lastRenderedPageBreak/>
+          <w:color w:val="262626"/>
+          <w:sz w:val="21"/>
+          <w:szCs w:val="21"/>
+        </w:rPr>
+      </w:pPr>
+      <w:r>
+        <w:rPr>
+          <w:color w:val="262626"/>
+          <w:sz w:val="21"/>
+          <w:szCs w:val="21"/>
+        </w:rPr>
         <w:t>}</w:t>
       </w:r>
     </w:p>
     <w:p>
       <w:pPr>
         <w:pStyle w:val="NormalWeb"/>
+        <w:shd w:val="clear" w:color="auto" w:fill="FFFFFF"/>
         <w:spacing w:before="0" w:beforeAutospacing="0" w:after="0" w:afterAutospacing="0"/>
         <w:jc w:val="both"/>
         <w:rPr>
-          <w:rFonts w:ascii="inherit" w:hAnsi="inherit"/>
-        </w:rPr>
-      </w:pPr>
-      <w:r>
-        <w:rPr>
-          <w:rFonts w:ascii="inherit" w:hAnsi="inherit"/>
-        </w:rPr>
-        <w:t>The `@PersistenceContext` annotation instructs the server to automatically inject a database connection. You ask for a User, the server handles the connection, the transaction, and the cleanup.</w:t>
+          <w:rFonts w:ascii="Open Sans" w:hAnsi="Open Sans" w:cs="Open Sans"/>
+          <w:color w:val="262626"/>
+          <w:sz w:val="21"/>
+          <w:szCs w:val="21"/>
+        </w:rPr>
+      </w:pPr>
+      <w:r>
+        <w:rPr>
+          <w:rFonts w:ascii="Open Sans" w:hAnsi="Open Sans" w:cs="Open Sans"/>
+          <w:color w:val="262626"/>
+          <w:sz w:val="21"/>
+          <w:szCs w:val="21"/>
+        </w:rPr>
+        <w:t>The `@PersistenceContext` annotation instructs the server to inject a database connection automatically. You ask for a User, the server handles the connection, the transaction, and the cleanup.</w:t>
       </w:r>
     </w:p>
     <w:p>
       <w:pPr>
         <w:pStyle w:val="NormalWeb"/>
+        <w:shd w:val="clear" w:color="auto" w:fill="FFFFFF"/>
         <w:spacing w:before="0" w:beforeAutospacing="0" w:after="0" w:afterAutospacing="0"/>
         <w:jc w:val="both"/>
         <w:rPr>
-          <w:rFonts w:ascii="inherit" w:hAnsi="inherit"/>
+          <w:rFonts w:ascii="Open Sans" w:hAnsi="Open Sans" w:cs="Open Sans"/>
+          <w:color w:val="262626"/>
+          <w:sz w:val="21"/>
+          <w:szCs w:val="21"/>
         </w:rPr>
       </w:pPr>
       <w:r>
         <w:rPr>
           <w:rStyle w:val="Strong"/>
-          <w:rFonts w:ascii="inherit" w:hAnsi="inherit"/>
-        </w:rPr>
+          <w:rFonts w:ascii="Open Sans" w:hAnsi="Open Sans" w:cs="Open Sans"/>
+          <w:color w:val="262626"/>
+          <w:sz w:val="21"/>
+          <w:szCs w:val="21"/>
+        </w:rPr>
+        <w:lastRenderedPageBreak/>
         <w:t>JPA</w:t>
       </w:r>
       <w:r>
         <w:rPr>
-          <w:rFonts w:ascii="inherit" w:hAnsi="inherit"/>
+          <w:rFonts w:ascii="Open Sans" w:hAnsi="Open Sans" w:cs="Open Sans"/>
+          <w:color w:val="262626"/>
+          <w:sz w:val="21"/>
+          <w:szCs w:val="21"/>
         </w:rPr>
         <w:t xml:space="preserve"> maps Java objects to database tables. You annotate a plain Java class, and JPA handles the SQL.</w:t>
       </w:r>
@@ -1137,16 +1101,17 @@
         </w:pBdr>
         <w:shd w:val="clear" w:color="auto" w:fill="F8F8F8"/>
         <w:rPr>
-          <w:sz w:val="24"/>
-          <w:szCs w:val="24"/>
+          <w:color w:val="262626"/>
+          <w:sz w:val="21"/>
+          <w:szCs w:val="21"/>
         </w:rPr>
       </w:pPr>
       <w:r>
         <w:rPr>
           <w:rStyle w:val="hljs-meta"/>
           <w:color w:val="995400"/>
-          <w:sz w:val="24"/>
-          <w:szCs w:val="24"/>
+          <w:sz w:val="21"/>
+          <w:szCs w:val="21"/>
         </w:rPr>
         <w:t>@Entity</w:t>
       </w:r>
@@ -1162,54 +1127,35 @@
         </w:pBdr>
         <w:shd w:val="clear" w:color="auto" w:fill="F8F8F8"/>
         <w:rPr>
-          <w:sz w:val="24"/>
-          <w:szCs w:val="24"/>
+          <w:color w:val="262626"/>
+          <w:sz w:val="21"/>
+          <w:szCs w:val="21"/>
         </w:rPr>
       </w:pPr>
       <w:r>
         <w:rPr>
           <w:rStyle w:val="hljs-meta"/>
           <w:color w:val="995400"/>
-          <w:sz w:val="24"/>
-          <w:szCs w:val="24"/>
-        </w:rPr>
-        <w:t>@</w:t>
-      </w:r>
-      <w:proofErr w:type="gramStart"/>
+          <w:sz w:val="21"/>
+          <w:szCs w:val="21"/>
+        </w:rPr>
+        <w:t xml:space="preserve">@Table(name = </w:t>
+      </w:r>
+      <w:r>
+        <w:rPr>
+          <w:rStyle w:val="hljs-string"/>
+          <w:color w:val="007500"/>
+          <w:sz w:val="21"/>
+          <w:szCs w:val="21"/>
+        </w:rPr>
+        <w:t>"users"</w:t>
+      </w:r>
       <w:r>
         <w:rPr>
           <w:rStyle w:val="hljs-meta"/>
           <w:color w:val="995400"/>
-          <w:sz w:val="24"/>
-          <w:szCs w:val="24"/>
-        </w:rPr>
-        <w:t>Table(</w:t>
-      </w:r>
-      <w:proofErr w:type="gramEnd"/>
-      <w:r>
-        <w:rPr>
-          <w:rStyle w:val="hljs-meta"/>
-          <w:color w:val="995400"/>
-          <w:sz w:val="24"/>
-          <w:szCs w:val="24"/>
-        </w:rPr>
-        <w:t xml:space="preserve">name = </w:t>
-      </w:r>
-      <w:r>
-        <w:rPr>
-          <w:rStyle w:val="hljs-string"/>
-          <w:color w:val="007500"/>
-          <w:sz w:val="24"/>
-          <w:szCs w:val="24"/>
-        </w:rPr>
-        <w:t>"users"</w:t>
-      </w:r>
-      <w:r>
-        <w:rPr>
-          <w:rStyle w:val="hljs-meta"/>
-          <w:color w:val="995400"/>
-          <w:sz w:val="24"/>
-          <w:szCs w:val="24"/>
+          <w:sz w:val="21"/>
+          <w:szCs w:val="21"/>
         </w:rPr>
         <w:t>)</w:t>
       </w:r>
@@ -1225,23 +1171,25 @@
         </w:pBdr>
         <w:shd w:val="clear" w:color="auto" w:fill="F8F8F8"/>
         <w:rPr>
-          <w:sz w:val="24"/>
-          <w:szCs w:val="24"/>
+          <w:color w:val="262626"/>
+          <w:sz w:val="21"/>
+          <w:szCs w:val="21"/>
         </w:rPr>
       </w:pPr>
       <w:r>
         <w:rPr>
           <w:rStyle w:val="hljs-keyword"/>
           <w:color w:val="7928A1"/>
-          <w:sz w:val="24"/>
-          <w:szCs w:val="24"/>
+          <w:sz w:val="21"/>
+          <w:szCs w:val="21"/>
         </w:rPr>
         <w:t>public</w:t>
       </w:r>
       <w:r>
         <w:rPr>
-          <w:sz w:val="24"/>
-          <w:szCs w:val="24"/>
+          <w:color w:val="262626"/>
+          <w:sz w:val="21"/>
+          <w:szCs w:val="21"/>
         </w:rPr>
         <w:t xml:space="preserve"> </w:t>
       </w:r>
@@ -1249,16 +1197,17 @@
         <w:rPr>
           <w:rStyle w:val="hljs-keyword"/>
           <w:color w:val="7928A1"/>
-          <w:sz w:val="24"/>
-          <w:szCs w:val="24"/>
+          <w:sz w:val="21"/>
+          <w:szCs w:val="21"/>
         </w:rPr>
         <w:t>class</w:t>
       </w:r>
       <w:r>
         <w:rPr>
           <w:rStyle w:val="hljs-class"/>
-          <w:sz w:val="24"/>
-          <w:szCs w:val="24"/>
+          <w:color w:val="262626"/>
+          <w:sz w:val="21"/>
+          <w:szCs w:val="21"/>
         </w:rPr>
         <w:t xml:space="preserve"> </w:t>
       </w:r>
@@ -1266,23 +1215,25 @@
         <w:rPr>
           <w:rStyle w:val="hljs-title"/>
           <w:color w:val="006F94"/>
-          <w:sz w:val="24"/>
-          <w:szCs w:val="24"/>
+          <w:sz w:val="21"/>
+          <w:szCs w:val="21"/>
         </w:rPr>
         <w:t>User</w:t>
       </w:r>
       <w:r>
         <w:rPr>
           <w:rStyle w:val="hljs-class"/>
-          <w:sz w:val="24"/>
-          <w:szCs w:val="24"/>
+          <w:color w:val="262626"/>
+          <w:sz w:val="21"/>
+          <w:szCs w:val="21"/>
         </w:rPr>
         <w:t xml:space="preserve"> </w:t>
       </w:r>
       <w:r>
         <w:rPr>
-          <w:sz w:val="24"/>
-          <w:szCs w:val="24"/>
+          <w:color w:val="262626"/>
+          <w:sz w:val="21"/>
+          <w:szCs w:val="21"/>
         </w:rPr>
         <w:t>{</w:t>
       </w:r>
@@ -1298,14 +1249,16 @@
         </w:pBdr>
         <w:shd w:val="clear" w:color="auto" w:fill="F8F8F8"/>
         <w:rPr>
-          <w:sz w:val="24"/>
-          <w:szCs w:val="24"/>
-        </w:rPr>
-      </w:pPr>
-      <w:r>
-        <w:rPr>
-          <w:sz w:val="24"/>
-          <w:szCs w:val="24"/>
+          <w:color w:val="262626"/>
+          <w:sz w:val="21"/>
+          <w:szCs w:val="21"/>
+        </w:rPr>
+      </w:pPr>
+      <w:r>
+        <w:rPr>
+          <w:color w:val="262626"/>
+          <w:sz w:val="21"/>
+          <w:szCs w:val="21"/>
         </w:rPr>
         <w:t>   </w:t>
       </w:r>
@@ -1313,8 +1266,8 @@
         <w:rPr>
           <w:rStyle w:val="hljs-meta"/>
           <w:color w:val="995400"/>
-          <w:sz w:val="24"/>
-          <w:szCs w:val="24"/>
+          <w:sz w:val="21"/>
+          <w:szCs w:val="21"/>
         </w:rPr>
         <w:t>@Id</w:t>
       </w:r>
@@ -1330,14 +1283,16 @@
         </w:pBdr>
         <w:shd w:val="clear" w:color="auto" w:fill="F8F8F8"/>
         <w:rPr>
-          <w:sz w:val="24"/>
-          <w:szCs w:val="24"/>
-        </w:rPr>
-      </w:pPr>
-      <w:r>
-        <w:rPr>
-          <w:sz w:val="24"/>
-          <w:szCs w:val="24"/>
+          <w:color w:val="262626"/>
+          <w:sz w:val="21"/>
+          <w:szCs w:val="21"/>
+        </w:rPr>
+      </w:pPr>
+      <w:r>
+        <w:rPr>
+          <w:color w:val="262626"/>
+          <w:sz w:val="21"/>
+          <w:szCs w:val="21"/>
         </w:rPr>
         <w:t>   </w:t>
       </w:r>
@@ -1345,50 +1300,10 @@
         <w:rPr>
           <w:rStyle w:val="hljs-meta"/>
           <w:color w:val="995400"/>
-          <w:sz w:val="24"/>
-          <w:szCs w:val="24"/>
-        </w:rPr>
-        <w:t>@</w:t>
-      </w:r>
-      <w:proofErr w:type="gramStart"/>
-      <w:r>
-        <w:rPr>
-          <w:rStyle w:val="hljs-meta"/>
-          <w:color w:val="995400"/>
-          <w:sz w:val="24"/>
-          <w:szCs w:val="24"/>
-        </w:rPr>
-        <w:t>GeneratedValue(</w:t>
-      </w:r>
-      <w:proofErr w:type="gramEnd"/>
-      <w:r>
-        <w:rPr>
-          <w:rStyle w:val="hljs-meta"/>
-          <w:color w:val="995400"/>
-          <w:sz w:val="24"/>
-          <w:szCs w:val="24"/>
-        </w:rPr>
-        <w:t xml:space="preserve">strategy = </w:t>
-      </w:r>
-      <w:proofErr w:type="spellStart"/>
-      <w:r>
-        <w:rPr>
-          <w:rStyle w:val="hljs-meta"/>
-          <w:color w:val="995400"/>
-          <w:sz w:val="24"/>
-          <w:szCs w:val="24"/>
-        </w:rPr>
-        <w:t>GenerationType.IDENTITY</w:t>
-      </w:r>
-      <w:proofErr w:type="spellEnd"/>
-      <w:r>
-        <w:rPr>
-          <w:rStyle w:val="hljs-meta"/>
-          <w:color w:val="995400"/>
-          <w:sz w:val="24"/>
-          <w:szCs w:val="24"/>
-        </w:rPr>
-        <w:t>)</w:t>
+          <w:sz w:val="21"/>
+          <w:szCs w:val="21"/>
+        </w:rPr>
+        <w:t>@GeneratedValue(strategy = GenerationType.IDENTITY)</w:t>
       </w:r>
     </w:p>
     <w:p>
@@ -1402,14 +1317,16 @@
         </w:pBdr>
         <w:shd w:val="clear" w:color="auto" w:fill="F8F8F8"/>
         <w:rPr>
-          <w:sz w:val="24"/>
-          <w:szCs w:val="24"/>
-        </w:rPr>
-      </w:pPr>
-      <w:r>
-        <w:rPr>
-          <w:sz w:val="24"/>
-          <w:szCs w:val="24"/>
+          <w:color w:val="262626"/>
+          <w:sz w:val="21"/>
+          <w:szCs w:val="21"/>
+        </w:rPr>
+      </w:pPr>
+      <w:r>
+        <w:rPr>
+          <w:color w:val="262626"/>
+          <w:sz w:val="21"/>
+          <w:szCs w:val="21"/>
         </w:rPr>
         <w:t>   </w:t>
       </w:r>
@@ -1417,33 +1334,33 @@
         <w:rPr>
           <w:rStyle w:val="hljs-keyword"/>
           <w:color w:val="7928A1"/>
-          <w:sz w:val="24"/>
-          <w:szCs w:val="24"/>
+          <w:sz w:val="21"/>
+          <w:szCs w:val="21"/>
         </w:rPr>
         <w:t>private</w:t>
       </w:r>
       <w:r>
         <w:rPr>
-          <w:sz w:val="24"/>
-          <w:szCs w:val="24"/>
+          <w:color w:val="262626"/>
+          <w:sz w:val="21"/>
+          <w:szCs w:val="21"/>
         </w:rPr>
         <w:t xml:space="preserve"> </w:t>
       </w:r>
-      <w:proofErr w:type="gramStart"/>
       <w:r>
         <w:rPr>
           <w:rStyle w:val="hljs-builtin"/>
           <w:color w:val="995400"/>
-          <w:sz w:val="24"/>
-          <w:szCs w:val="24"/>
+          <w:sz w:val="21"/>
+          <w:szCs w:val="21"/>
         </w:rPr>
         <w:t>Long</w:t>
       </w:r>
-      <w:proofErr w:type="gramEnd"/>
-      <w:r>
-        <w:rPr>
-          <w:sz w:val="24"/>
-          <w:szCs w:val="24"/>
+      <w:r>
+        <w:rPr>
+          <w:color w:val="262626"/>
+          <w:sz w:val="21"/>
+          <w:szCs w:val="21"/>
         </w:rPr>
         <w:t xml:space="preserve"> id;</w:t>
       </w:r>
@@ -1459,10 +1376,19 @@
         </w:pBdr>
         <w:shd w:val="clear" w:color="auto" w:fill="F8F8F8"/>
         <w:rPr>
-          <w:sz w:val="24"/>
-          <w:szCs w:val="24"/>
-        </w:rPr>
-      </w:pPr>
+          <w:color w:val="262626"/>
+          <w:sz w:val="21"/>
+          <w:szCs w:val="21"/>
+        </w:rPr>
+      </w:pPr>
+      <w:r>
+        <w:rPr>
+          <w:color w:val="262626"/>
+          <w:sz w:val="21"/>
+          <w:szCs w:val="21"/>
+        </w:rPr>
+        <w:t> </w:t>
+      </w:r>
     </w:p>
     <w:p>
       <w:pPr>
@@ -1475,14 +1401,16 @@
         </w:pBdr>
         <w:shd w:val="clear" w:color="auto" w:fill="F8F8F8"/>
         <w:rPr>
-          <w:sz w:val="24"/>
-          <w:szCs w:val="24"/>
-        </w:rPr>
-      </w:pPr>
-      <w:r>
-        <w:rPr>
-          <w:sz w:val="24"/>
-          <w:szCs w:val="24"/>
+          <w:color w:val="262626"/>
+          <w:sz w:val="21"/>
+          <w:szCs w:val="21"/>
+        </w:rPr>
+      </w:pPr>
+      <w:r>
+        <w:rPr>
+          <w:color w:val="262626"/>
+          <w:sz w:val="21"/>
+          <w:szCs w:val="21"/>
         </w:rPr>
         <w:t>   </w:t>
       </w:r>
@@ -1490,15 +1418,16 @@
         <w:rPr>
           <w:rStyle w:val="hljs-keyword"/>
           <w:color w:val="7928A1"/>
-          <w:sz w:val="24"/>
-          <w:szCs w:val="24"/>
+          <w:sz w:val="21"/>
+          <w:szCs w:val="21"/>
         </w:rPr>
         <w:t>private</w:t>
       </w:r>
       <w:r>
         <w:rPr>
-          <w:sz w:val="24"/>
-          <w:szCs w:val="24"/>
+          <w:color w:val="262626"/>
+          <w:sz w:val="21"/>
+          <w:szCs w:val="21"/>
         </w:rPr>
         <w:t xml:space="preserve"> String name;</w:t>
       </w:r>
@@ -1514,14 +1443,16 @@
         </w:pBdr>
         <w:shd w:val="clear" w:color="auto" w:fill="F8F8F8"/>
         <w:rPr>
-          <w:sz w:val="24"/>
-          <w:szCs w:val="24"/>
-        </w:rPr>
-      </w:pPr>
-      <w:r>
-        <w:rPr>
-          <w:sz w:val="24"/>
-          <w:szCs w:val="24"/>
+          <w:color w:val="262626"/>
+          <w:sz w:val="21"/>
+          <w:szCs w:val="21"/>
+        </w:rPr>
+      </w:pPr>
+      <w:r>
+        <w:rPr>
+          <w:color w:val="262626"/>
+          <w:sz w:val="21"/>
+          <w:szCs w:val="21"/>
         </w:rPr>
         <w:t>   </w:t>
       </w:r>
@@ -1529,15 +1460,16 @@
         <w:rPr>
           <w:rStyle w:val="hljs-keyword"/>
           <w:color w:val="7928A1"/>
-          <w:sz w:val="24"/>
-          <w:szCs w:val="24"/>
+          <w:sz w:val="21"/>
+          <w:szCs w:val="21"/>
         </w:rPr>
         <w:t>private</w:t>
       </w:r>
       <w:r>
         <w:rPr>
-          <w:sz w:val="24"/>
-          <w:szCs w:val="24"/>
+          <w:color w:val="262626"/>
+          <w:sz w:val="21"/>
+          <w:szCs w:val="21"/>
         </w:rPr>
         <w:t xml:space="preserve"> String email;</w:t>
       </w:r>
@@ -1553,10 +1485,19 @@
         </w:pBdr>
         <w:shd w:val="clear" w:color="auto" w:fill="F8F8F8"/>
         <w:rPr>
-          <w:sz w:val="24"/>
-          <w:szCs w:val="24"/>
-        </w:rPr>
-      </w:pPr>
+          <w:color w:val="262626"/>
+          <w:sz w:val="21"/>
+          <w:szCs w:val="21"/>
+        </w:rPr>
+      </w:pPr>
+      <w:r>
+        <w:rPr>
+          <w:color w:val="262626"/>
+          <w:sz w:val="21"/>
+          <w:szCs w:val="21"/>
+        </w:rPr>
+        <w:t> </w:t>
+      </w:r>
     </w:p>
     <w:p>
       <w:pPr>
@@ -1569,14 +1510,16 @@
         </w:pBdr>
         <w:shd w:val="clear" w:color="auto" w:fill="F8F8F8"/>
         <w:rPr>
-          <w:sz w:val="24"/>
-          <w:szCs w:val="24"/>
-        </w:rPr>
-      </w:pPr>
-      <w:r>
-        <w:rPr>
-          <w:sz w:val="24"/>
-          <w:szCs w:val="24"/>
+          <w:color w:val="262626"/>
+          <w:sz w:val="21"/>
+          <w:szCs w:val="21"/>
+        </w:rPr>
+      </w:pPr>
+      <w:r>
+        <w:rPr>
+          <w:color w:val="262626"/>
+          <w:sz w:val="21"/>
+          <w:szCs w:val="21"/>
         </w:rPr>
         <w:t>   </w:t>
       </w:r>
@@ -1584,8 +1527,8 @@
         <w:rPr>
           <w:rStyle w:val="hljs-comment"/>
           <w:color w:val="474747"/>
-          <w:sz w:val="24"/>
-          <w:szCs w:val="24"/>
+          <w:sz w:val="21"/>
+          <w:szCs w:val="21"/>
         </w:rPr>
         <w:t>// getters and setters</w:t>
       </w:r>
@@ -1601,14 +1544,16 @@
         </w:pBdr>
         <w:shd w:val="clear" w:color="auto" w:fill="F8F8F8"/>
         <w:rPr>
-          <w:sz w:val="24"/>
-          <w:szCs w:val="24"/>
-        </w:rPr>
-      </w:pPr>
-      <w:r>
-        <w:rPr>
-          <w:sz w:val="24"/>
-          <w:szCs w:val="24"/>
+          <w:color w:val="262626"/>
+          <w:sz w:val="21"/>
+          <w:szCs w:val="21"/>
+        </w:rPr>
+      </w:pPr>
+      <w:r>
+        <w:rPr>
+          <w:color w:val="262626"/>
+          <w:sz w:val="21"/>
+          <w:szCs w:val="21"/>
         </w:rPr>
         <w:t>}</w:t>
       </w:r>
@@ -1616,116 +1561,91 @@
     <w:p>
       <w:pPr>
         <w:pStyle w:val="NormalWeb"/>
+        <w:shd w:val="clear" w:color="auto" w:fill="FFFFFF"/>
         <w:spacing w:before="0" w:beforeAutospacing="0" w:after="0" w:afterAutospacing="0"/>
         <w:jc w:val="both"/>
         <w:rPr>
-          <w:rFonts w:ascii="inherit" w:hAnsi="inherit"/>
-        </w:rPr>
-      </w:pPr>
-      <w:r>
-        <w:rPr>
-          <w:rFonts w:ascii="inherit" w:hAnsi="inherit"/>
-        </w:rPr>
-        <w:t>That `@Entity` annotation tells JPA this class maps to a database table. `@Id `marks the primary key. When you call `</w:t>
-      </w:r>
-      <w:proofErr w:type="spellStart"/>
-      <w:proofErr w:type="gramStart"/>
-      <w:r>
-        <w:rPr>
-          <w:rFonts w:ascii="inherit" w:hAnsi="inherit"/>
-        </w:rPr>
-        <w:t>em.find</w:t>
-      </w:r>
-      <w:proofErr w:type="spellEnd"/>
-      <w:proofErr w:type="gramEnd"/>
-      <w:r>
-        <w:rPr>
-          <w:rFonts w:ascii="inherit" w:hAnsi="inherit"/>
-        </w:rPr>
-        <w:t>(</w:t>
-      </w:r>
-      <w:proofErr w:type="spellStart"/>
-      <w:r>
-        <w:rPr>
-          <w:rFonts w:ascii="inherit" w:hAnsi="inherit"/>
-        </w:rPr>
-        <w:t>User.class</w:t>
-      </w:r>
-      <w:proofErr w:type="spellEnd"/>
-      <w:r>
-        <w:rPr>
-          <w:rFonts w:ascii="inherit" w:hAnsi="inherit"/>
-        </w:rPr>
-        <w:t xml:space="preserve">, </w:t>
-      </w:r>
-      <w:proofErr w:type="gramStart"/>
-      <w:r>
-        <w:rPr>
-          <w:rFonts w:ascii="inherit" w:hAnsi="inherit"/>
-        </w:rPr>
-        <w:t>id)`</w:t>
-      </w:r>
-      <w:proofErr w:type="gramEnd"/>
-      <w:r>
-        <w:rPr>
-          <w:rFonts w:ascii="inherit" w:hAnsi="inherit"/>
-        </w:rPr>
-        <w:t xml:space="preserve"> in the EJB above, JPA translates that into a SQL SELECT and maps the result back into a </w:t>
-      </w:r>
-      <w:proofErr w:type="gramStart"/>
-      <w:r>
-        <w:rPr>
-          <w:rFonts w:ascii="inherit" w:hAnsi="inherit"/>
-        </w:rPr>
-        <w:t>User</w:t>
-      </w:r>
-      <w:proofErr w:type="gramEnd"/>
-      <w:r>
-        <w:rPr>
-          <w:rFonts w:ascii="inherit" w:hAnsi="inherit"/>
-        </w:rPr>
-        <w:t xml:space="preserve"> object. You never write the SQL yourself.</w:t>
+          <w:rFonts w:ascii="Open Sans" w:hAnsi="Open Sans" w:cs="Open Sans"/>
+          <w:color w:val="262626"/>
+          <w:sz w:val="21"/>
+          <w:szCs w:val="21"/>
+        </w:rPr>
+      </w:pPr>
+      <w:r>
+        <w:rPr>
+          <w:rFonts w:ascii="Open Sans" w:hAnsi="Open Sans" w:cs="Open Sans"/>
+          <w:color w:val="262626"/>
+          <w:sz w:val="21"/>
+          <w:szCs w:val="21"/>
+        </w:rPr>
+        <w:t>That `@Entity` annotation tells JPA this class maps to a database table. `@Id `marks the primary key. When you call `em.find(User.class, id)` in the EJB above, JPA translates that into a SQL SELECT and maps the result back into a User object. You never write the SQL yourself.</w:t>
       </w:r>
     </w:p>
     <w:p>
       <w:pPr>
         <w:pStyle w:val="NormalWeb"/>
+        <w:shd w:val="clear" w:color="auto" w:fill="FFFFFF"/>
         <w:spacing w:before="0" w:beforeAutospacing="0" w:after="0" w:afterAutospacing="0"/>
         <w:jc w:val="both"/>
         <w:rPr>
-          <w:rFonts w:ascii="inherit" w:hAnsi="inherit"/>
-        </w:rPr>
-      </w:pPr>
-      <w:r>
-        <w:rPr>
-          <w:rFonts w:ascii="inherit" w:hAnsi="inherit"/>
-        </w:rPr>
-        <w:t>These three components work together in a chain. The servlet receives the HTTP request and calls the EJB. The EJB runs the business logic and calls the JPA layer. JPA talks to the database and returns the result back up the chain. The application server manages the connections, transactions, and threading at every step, which is exactly the overhead that makes JEE valuable for enterprise applications.</w:t>
+          <w:rFonts w:ascii="Open Sans" w:hAnsi="Open Sans" w:cs="Open Sans"/>
+          <w:color w:val="262626"/>
+          <w:sz w:val="21"/>
+          <w:szCs w:val="21"/>
+        </w:rPr>
+      </w:pPr>
+      <w:r>
+        <w:rPr>
+          <w:rFonts w:ascii="Open Sans" w:hAnsi="Open Sans" w:cs="Open Sans"/>
+          <w:color w:val="262626"/>
+          <w:sz w:val="21"/>
+          <w:szCs w:val="21"/>
+        </w:rPr>
+        <w:t>These three components work together in a chain. The servlet receives the HTTP request and calls the EJB. The EJB runs the business logic and calls the JPA layer. JPA talks to the database and returns the result up the chain. The application server manages the connections, transactions, and threading at every step, which is exactly the overhead that makes JEE valuable for enterprise applications.</w:t>
       </w:r>
     </w:p>
     <w:p>
       <w:pPr>
         <w:pStyle w:val="NormalWeb"/>
+        <w:shd w:val="clear" w:color="auto" w:fill="FFFFFF"/>
         <w:spacing w:before="0" w:beforeAutospacing="0" w:after="0" w:afterAutospacing="0"/>
         <w:jc w:val="both"/>
         <w:rPr>
-          <w:rFonts w:ascii="inherit" w:hAnsi="inherit"/>
-        </w:rPr>
-      </w:pPr>
+          <w:rFonts w:ascii="Open Sans" w:hAnsi="Open Sans" w:cs="Open Sans"/>
+          <w:color w:val="262626"/>
+          <w:sz w:val="21"/>
+          <w:szCs w:val="21"/>
+        </w:rPr>
+      </w:pPr>
+      <w:r>
+        <w:rPr>
+          <w:rFonts w:ascii="Open Sans" w:hAnsi="Open Sans" w:cs="Open Sans"/>
+          <w:color w:val="262626"/>
+          <w:sz w:val="21"/>
+          <w:szCs w:val="21"/>
+        </w:rPr>
+        <w:t> </w:t>
+      </w:r>
     </w:p>
     <w:p>
       <w:pPr>
         <w:pStyle w:val="NormalWeb"/>
+        <w:shd w:val="clear" w:color="auto" w:fill="FFFFFF"/>
         <w:spacing w:before="0" w:beforeAutospacing="0" w:after="0" w:afterAutospacing="0"/>
         <w:rPr>
-          <w:rFonts w:ascii="inherit" w:hAnsi="inherit"/>
+          <w:rFonts w:ascii="Open Sans" w:hAnsi="Open Sans" w:cs="Open Sans"/>
+          <w:color w:val="262626"/>
+          <w:sz w:val="21"/>
+          <w:szCs w:val="21"/>
         </w:rPr>
       </w:pPr>
       <w:r>
         <w:rPr>
           <w:rStyle w:val="Strong"/>
-          <w:rFonts w:ascii="inherit" w:hAnsi="inherit"/>
+          <w:rFonts w:ascii="Open Sans" w:hAnsi="Open Sans" w:cs="Open Sans"/>
           <w:color w:val="0F4761"/>
+          <w:sz w:val="21"/>
+          <w:szCs w:val="21"/>
         </w:rPr>
         <w:t>Why:</w:t>
       </w:r>
@@ -1733,49 +1653,70 @@
     <w:p>
       <w:pPr>
         <w:pStyle w:val="NormalWeb"/>
+        <w:shd w:val="clear" w:color="auto" w:fill="FFFFFF"/>
         <w:spacing w:before="0" w:beforeAutospacing="0" w:after="0" w:afterAutospacing="0"/>
         <w:jc w:val="both"/>
         <w:rPr>
-          <w:rFonts w:ascii="inherit" w:hAnsi="inherit"/>
-        </w:rPr>
-      </w:pPr>
-      <w:r>
-        <w:rPr>
-          <w:rFonts w:ascii="inherit" w:hAnsi="inherit"/>
-        </w:rPr>
-        <w:t>Enterprise software in the late 1990s was a mess. Every vendor had their own runtime, their own APIs, and their own way of doing things. This meant if you built on one vendor's stack and needed to switch infrastructure, you needed to rewrite your code! Not only is that a massive maintainability problem, but it’s also a business risk!</w:t>
+          <w:rFonts w:ascii="Open Sans" w:hAnsi="Open Sans" w:cs="Open Sans"/>
+          <w:color w:val="262626"/>
+          <w:sz w:val="21"/>
+          <w:szCs w:val="21"/>
+        </w:rPr>
+      </w:pPr>
+      <w:r>
+        <w:rPr>
+          <w:rFonts w:ascii="Open Sans" w:hAnsi="Open Sans" w:cs="Open Sans"/>
+          <w:color w:val="262626"/>
+          <w:sz w:val="21"/>
+          <w:szCs w:val="21"/>
+        </w:rPr>
+        <w:t>Enterprise software in the late 1990s was a mess. Every vendor had its own runtime, its own APIs, and its own way of doing things. This meant if you built on one vendor’s stack and needed to switch infrastructure, you needed to rewrite your code! Not only is that a massive maintainability problem, but it’s also a business risk!</w:t>
       </w:r>
     </w:p>
     <w:p>
       <w:pPr>
         <w:pStyle w:val="NormalWeb"/>
+        <w:shd w:val="clear" w:color="auto" w:fill="FFFFFF"/>
         <w:spacing w:before="0" w:beforeAutospacing="0" w:after="0" w:afterAutospacing="0"/>
         <w:jc w:val="both"/>
         <w:rPr>
-          <w:rFonts w:ascii="inherit" w:hAnsi="inherit"/>
-        </w:rPr>
-      </w:pPr>
-      <w:r>
-        <w:rPr>
-          <w:rFonts w:ascii="inherit" w:hAnsi="inherit"/>
-        </w:rPr>
-        <w:t>JEE fixed this by standardizing the runtime itself. Write to the spec, not the vendor. Your code becomes portable, and you stop being locked into whoever sold you your server. In other words, you don’t have to build from the ground up for every application, and you can reuse code you’ve written for other applications.</w:t>
+          <w:rFonts w:ascii="Open Sans" w:hAnsi="Open Sans" w:cs="Open Sans"/>
+          <w:color w:val="262626"/>
+          <w:sz w:val="21"/>
+          <w:szCs w:val="21"/>
+        </w:rPr>
+      </w:pPr>
+      <w:r>
+        <w:rPr>
+          <w:rFonts w:ascii="Open Sans" w:hAnsi="Open Sans" w:cs="Open Sans"/>
+          <w:color w:val="262626"/>
+          <w:sz w:val="21"/>
+          <w:szCs w:val="21"/>
+        </w:rPr>
+        <w:t>JEE fixed this by standardizing the runtime itself. Write to the spec, not the vendor. Your code becomes portable, and you stop being locked into whoever sold you your server. In other words, you don’t have to build from the ground up for every application, and you can reuse code you’ve written for other applications.</w:t>
       </w:r>
     </w:p>
     <w:p>
       <w:pPr>
         <w:pStyle w:val="NormalWeb"/>
+        <w:shd w:val="clear" w:color="auto" w:fill="FFFFFF"/>
         <w:spacing w:before="0" w:beforeAutospacing="0" w:after="0" w:afterAutospacing="0"/>
         <w:jc w:val="both"/>
         <w:rPr>
-          <w:rFonts w:ascii="inherit" w:hAnsi="inherit"/>
-        </w:rPr>
-      </w:pPr>
-      <w:r>
-        <w:rPr>
-          <w:rFonts w:ascii="inherit" w:hAnsi="inherit"/>
-        </w:rPr>
-        <w:t>JEE didn't get replaced; it became Jakarta EE after Oracle handed stewardship to the Eclipse Foundation. Every Jakarta EE application today connects directly back to those 1999 specs. That's 25 years of relevance for a platform most developers don't think about anymore. This is because it solved the problem so well that many don’t even realize it was a problem to begin with.</w:t>
+          <w:rFonts w:ascii="Open Sans" w:hAnsi="Open Sans" w:cs="Open Sans"/>
+          <w:color w:val="262626"/>
+          <w:sz w:val="21"/>
+          <w:szCs w:val="21"/>
+        </w:rPr>
+      </w:pPr>
+      <w:r>
+        <w:rPr>
+          <w:rFonts w:ascii="Open Sans" w:hAnsi="Open Sans" w:cs="Open Sans"/>
+          <w:color w:val="262626"/>
+          <w:sz w:val="21"/>
+          <w:szCs w:val="21"/>
+        </w:rPr>
+        <w:t>JEE didn’t get replaced; it became Jakarta EE after Oracle handed stewardship to the Eclipse Foundation. Every Jakarta EE application today connects directly back to those 1999 specs. That’s 25 years of relevance for a platform most developers don’t think about anymore. This is because it solved the problem so well that many don’t even realize it was a problem to begin with.</w:t>
       </w:r>
     </w:p>
     <w:p>
@@ -2844,6 +2785,17 @@
     <w:basedOn w:val="DefaultParagraphFont"/>
     <w:rsid w:val="00E37CDE"/>
   </w:style>
+  <w:style w:type="character" w:styleId="Emphasis">
+    <w:name w:val="Emphasis"/>
+    <w:basedOn w:val="DefaultParagraphFont"/>
+    <w:uiPriority w:val="20"/>
+    <w:qFormat/>
+    <w:rsid w:val="002E4914"/>
+    <w:rPr>
+      <w:i/>
+      <w:iCs/>
+    </w:rPr>
+  </w:style>
 </w:styles>
 </file>
 
